--- a/templates/rpd_2026_tagged.docx
+++ b/templates/rpd_2026_tagged.docx
@@ -2436,9 +2436,7 @@
           <w:sz w:val="24"/>
         </w:rPr>
       </w:pPr>
-      <w:r>
-        <w:t>{{ thematic_plan }}</w:t>
-      </w:r>
+      <w:r/>
     </w:p>
     <w:p>
       <w:pPr>
@@ -3030,15 +3028,7 @@
                 <w:lang w:val="ru-RU"/>
               </w:rPr>
             </w:pPr>
-            <w:r>
-              <w:rPr>
-                <w:i/>
-                <w:color w:val="FF0000"/>
-                <w:sz w:val="24"/>
-                <w:lang w:val="ru-RU"/>
-              </w:rPr>
-              <w:t>Указать несколько тем с разбивкой по часам</w:t>
-            </w:r>
+            <w:r/>
           </w:p>
         </w:tc>
         <w:tc>
@@ -3479,14 +3469,7 @@
           <w:szCs w:val="24"/>
         </w:rPr>
       </w:pPr>
-      <w:r>
-        <w:rPr>
-          <w:color w:val="FF0000"/>
-          <w:sz w:val="24"/>
-          <w:szCs w:val="24"/>
-        </w:rPr>
-        <w:t>Проверка итого с аудиторными часами предыдущей таблицы</w:t>
-      </w:r>
+      <w:r/>
     </w:p>
     <w:p>
       <w:pPr>
@@ -8118,22 +8101,7 @@
           <w:szCs w:val="24"/>
         </w:rPr>
       </w:pPr>
-      <w:r>
-        <w:rPr>
-          <w:color w:val="EE0000"/>
-          <w:sz w:val="24"/>
-          <w:szCs w:val="24"/>
-        </w:rPr>
-        <w:t>Исходная РПД п. п. 8</w:t>
-      </w:r>
-      <w:r>
-        <w:rPr>
-          <w:color w:val="EE0000"/>
-          <w:sz w:val="24"/>
-          <w:szCs w:val="24"/>
-        </w:rPr>
-        <w:t xml:space="preserve">, столбцы 2 и 5 </w:t>
-      </w:r>
+      <w:r/>
     </w:p>
     <w:p>
       <w:pPr>
@@ -8262,49 +8230,7 @@
               </w:rPr>
             </w:pPr>
             <w:r>
-              <w:rPr>
-                <w:i/>
-                <w:color w:val="FF0000"/>
-                <w:sz w:val="24"/>
-                <w:szCs w:val="24"/>
-              </w:rPr>
-              <w:t>К</w:t>
-            </w:r>
-            <w:r>
-              <w:rPr>
-                <w:i/>
-                <w:color w:val="FF0000"/>
-                <w:sz w:val="24"/>
-                <w:szCs w:val="24"/>
-              </w:rPr>
-              <w:t>од</w:t>
-            </w:r>
-            <w:r>
-              <w:rPr>
-                <w:i/>
-                <w:color w:val="FF0000"/>
-                <w:sz w:val="24"/>
-                <w:szCs w:val="24"/>
-              </w:rPr>
-              <w:t>/ коды</w:t>
-            </w:r>
-            <w:r>
-              <w:rPr>
-                <w:i/>
-                <w:color w:val="FF0000"/>
-                <w:sz w:val="24"/>
-                <w:szCs w:val="24"/>
-              </w:rPr>
-              <w:t xml:space="preserve"> компетенци</w:t>
-            </w:r>
-            <w:r>
-              <w:rPr>
-                <w:i/>
-                <w:color w:val="FF0000"/>
-                <w:sz w:val="24"/>
-                <w:szCs w:val="24"/>
-              </w:rPr>
-              <w:t>й</w:t>
+              <w:t>{{ competence_codes }}</w:t>
             </w:r>
           </w:p>
         </w:tc>
@@ -8349,21 +8275,88 @@
               </w:rPr>
               <w:t xml:space="preserve"> </w:t>
             </w:r>
-            <w:r>
+          </w:p>
+          <w:p>
+            <w:pPr>
               <w:rPr>
                 <w:i/>
                 <w:color w:val="FF0000"/>
                 <w:spacing w:val="-2"/>
                 <w:sz w:val="24"/>
               </w:rPr>
-              <w:t>(перечислить)</w:t>
-            </w:r>
-          </w:p>
+            </w:pPr>
+            <w:r>
+              <w:rPr>
+                <w:spacing w:val="-2"/>
+                <w:sz w:val="24"/>
+              </w:rPr>
+              <w:t xml:space="preserve">Умеет </w:t>
+            </w:r>
+          </w:p>
+          <w:p>
+            <w:pPr>
+              <w:rPr>
+                <w:spacing w:val="-2"/>
+                <w:sz w:val="24"/>
+              </w:rPr>
+            </w:pPr>
+            <w:r>
+              <w:rPr>
+                <w:spacing w:val="-2"/>
+                <w:sz w:val="24"/>
+              </w:rPr>
+              <w:t xml:space="preserve">Владеет </w:t>
+            </w:r>
+          </w:p>
+        </w:tc>
+      </w:tr>
+      <w:tr>
+        <w:tc>
+          <w:tcPr>
+            <w:tcW w:w="2391" w:type="dxa"/>
+          </w:tcPr>
+          <w:p>
+            <w:pPr>
+              <w:rPr>
+                <w:spacing w:val="-2"/>
+                <w:sz w:val="24"/>
+              </w:rPr>
+            </w:pPr>
+            <w:r>
+              <w:rPr>
+                <w:spacing w:val="-2"/>
+                <w:sz w:val="24"/>
+              </w:rPr>
+              <w:t>хорошо</w:t>
+            </w:r>
+          </w:p>
+        </w:tc>
+        <w:tc>
+          <w:tcPr>
+            <w:tcW w:w="3274" w:type="dxa"/>
+          </w:tcPr>
           <w:p>
             <w:pPr>
               <w:rPr>
                 <w:i/>
                 <w:color w:val="FF0000"/>
+                <w:sz w:val="24"/>
+                <w:szCs w:val="24"/>
+              </w:rPr>
+            </w:pPr>
+            <w:r>
+              <w:t>{{ competence_codes }}</w:t>
+            </w:r>
+          </w:p>
+        </w:tc>
+        <w:tc>
+          <w:tcPr>
+            <w:tcW w:w="4246" w:type="dxa"/>
+          </w:tcPr>
+          <w:p>
+            <w:pPr>
+              <w:spacing w:line="276" w:lineRule="auto"/>
+              <w:rPr>
                 <w:spacing w:val="-2"/>
                 <w:sz w:val="24"/>
               </w:rPr>
@@ -8373,400 +8366,207 @@
                 <w:spacing w:val="-2"/>
                 <w:sz w:val="24"/>
               </w:rPr>
-              <w:t xml:space="preserve">Умеет </w:t>
-            </w:r>
-            <w:r>
+              <w:t>Демонстрирует на среднем уровне следующие результаты обучения:</w:t>
+            </w:r>
+          </w:p>
+          <w:p>
+            <w:pPr>
+              <w:rPr>
+                <w:spacing w:val="-2"/>
+                <w:sz w:val="24"/>
+              </w:rPr>
+            </w:pPr>
+            <w:r>
+              <w:rPr>
+                <w:spacing w:val="-2"/>
+                <w:sz w:val="24"/>
+              </w:rPr>
+              <w:t>Знает…</w:t>
+            </w:r>
+          </w:p>
+          <w:p>
+            <w:pPr>
+              <w:rPr>
+                <w:spacing w:val="-2"/>
+                <w:sz w:val="24"/>
+              </w:rPr>
+            </w:pPr>
+            <w:r>
+              <w:rPr>
+                <w:spacing w:val="-2"/>
+                <w:sz w:val="24"/>
+              </w:rPr>
+              <w:t>Умеет …</w:t>
+            </w:r>
+          </w:p>
+          <w:p>
+            <w:pPr>
+              <w:rPr>
+                <w:spacing w:val="-2"/>
+                <w:sz w:val="24"/>
+              </w:rPr>
+            </w:pPr>
+            <w:r>
+              <w:rPr>
+                <w:spacing w:val="-2"/>
+                <w:sz w:val="24"/>
+              </w:rPr>
+              <w:t>Владеет …</w:t>
+            </w:r>
+          </w:p>
+        </w:tc>
+      </w:tr>
+      <w:tr>
+        <w:tc>
+          <w:tcPr>
+            <w:tcW w:w="2391" w:type="dxa"/>
+          </w:tcPr>
+          <w:p>
+            <w:pPr>
+              <w:rPr>
+                <w:spacing w:val="-2"/>
+                <w:sz w:val="24"/>
+              </w:rPr>
+            </w:pPr>
+            <w:r>
+              <w:rPr>
+                <w:spacing w:val="-2"/>
+                <w:sz w:val="24"/>
+              </w:rPr>
+              <w:t>удовлетворительно</w:t>
+            </w:r>
+          </w:p>
+        </w:tc>
+        <w:tc>
+          <w:tcPr>
+            <w:tcW w:w="3274" w:type="dxa"/>
+          </w:tcPr>
+          <w:p>
+            <w:pPr>
               <w:rPr>
                 <w:i/>
                 <w:color w:val="FF0000"/>
+                <w:sz w:val="24"/>
+                <w:szCs w:val="24"/>
+              </w:rPr>
+            </w:pPr>
+            <w:r>
+              <w:t>{{ competence_codes }}</w:t>
+            </w:r>
+          </w:p>
+        </w:tc>
+        <w:tc>
+          <w:tcPr>
+            <w:tcW w:w="4246" w:type="dxa"/>
+          </w:tcPr>
+          <w:p>
+            <w:pPr>
+              <w:spacing w:line="276" w:lineRule="auto"/>
+              <w:rPr>
                 <w:spacing w:val="-2"/>
                 <w:sz w:val="24"/>
               </w:rPr>
-              <w:t>(перечислить)</w:t>
-            </w:r>
-          </w:p>
-          <w:p>
-            <w:pPr>
+            </w:pPr>
+            <w:r>
               <w:rPr>
                 <w:spacing w:val="-2"/>
                 <w:sz w:val="24"/>
               </w:rPr>
-            </w:pPr>
+              <w:t xml:space="preserve">Демонстрирует на низком, но </w:t>
+            </w:r>
             <w:r>
               <w:rPr>
                 <w:spacing w:val="-2"/>
                 <w:sz w:val="24"/>
               </w:rPr>
-              <w:t xml:space="preserve">Владеет </w:t>
-            </w:r>
-            <w:r>
+              <w:lastRenderedPageBreak/>
+              <w:t>достаточном уровне следующие результаты обучения:</w:t>
+            </w:r>
+          </w:p>
+          <w:p>
+            <w:pPr>
+              <w:rPr>
+                <w:spacing w:val="-2"/>
+                <w:sz w:val="24"/>
+              </w:rPr>
+            </w:pPr>
+            <w:r>
+              <w:rPr>
+                <w:spacing w:val="-2"/>
+                <w:sz w:val="24"/>
+              </w:rPr>
+              <w:t>Знает…</w:t>
+            </w:r>
+          </w:p>
+          <w:p>
+            <w:pPr>
+              <w:rPr>
+                <w:spacing w:val="-2"/>
+                <w:sz w:val="24"/>
+              </w:rPr>
+            </w:pPr>
+            <w:r>
+              <w:rPr>
+                <w:spacing w:val="-2"/>
+                <w:sz w:val="24"/>
+              </w:rPr>
+              <w:t>Умеет …</w:t>
+            </w:r>
+          </w:p>
+          <w:p>
+            <w:pPr>
+              <w:rPr>
+                <w:spacing w:val="-2"/>
+                <w:sz w:val="24"/>
+              </w:rPr>
+            </w:pPr>
+            <w:r>
+              <w:rPr>
+                <w:spacing w:val="-2"/>
+                <w:sz w:val="24"/>
+              </w:rPr>
+              <w:t>Владеет …</w:t>
+            </w:r>
+          </w:p>
+        </w:tc>
+      </w:tr>
+      <w:tr>
+        <w:tc>
+          <w:tcPr>
+            <w:tcW w:w="2391" w:type="dxa"/>
+          </w:tcPr>
+          <w:p>
+            <w:pPr>
+              <w:rPr>
+                <w:spacing w:val="-2"/>
+                <w:sz w:val="24"/>
+              </w:rPr>
+            </w:pPr>
+            <w:r>
+              <w:rPr>
+                <w:spacing w:val="-2"/>
+                <w:sz w:val="24"/>
+              </w:rPr>
+              <w:lastRenderedPageBreak/>
+              <w:t>неудовлетворительно</w:t>
+            </w:r>
+          </w:p>
+        </w:tc>
+        <w:tc>
+          <w:tcPr>
+            <w:tcW w:w="3274" w:type="dxa"/>
+          </w:tcPr>
+          <w:p>
+            <w:pPr>
               <w:rPr>
                 <w:i/>
                 <w:color w:val="FF0000"/>
-                <w:spacing w:val="-2"/>
-                <w:sz w:val="24"/>
-              </w:rPr>
-              <w:t>(перечислить)</w:t>
-            </w:r>
-          </w:p>
-        </w:tc>
-      </w:tr>
-      <w:tr>
-        <w:tc>
-          <w:tcPr>
-            <w:tcW w:w="2391" w:type="dxa"/>
-          </w:tcPr>
-          <w:p>
-            <w:pPr>
-              <w:rPr>
-                <w:spacing w:val="-2"/>
-                <w:sz w:val="24"/>
-              </w:rPr>
-            </w:pPr>
-            <w:r>
-              <w:rPr>
-                <w:spacing w:val="-2"/>
-                <w:sz w:val="24"/>
-              </w:rPr>
-              <w:t>хорошо</w:t>
-            </w:r>
-          </w:p>
-        </w:tc>
-        <w:tc>
-          <w:tcPr>
-            <w:tcW w:w="3274" w:type="dxa"/>
-          </w:tcPr>
-          <w:p>
-            <w:pPr>
-              <w:rPr>
-                <w:i/>
-                <w:color w:val="FF0000"/>
                 <w:sz w:val="24"/>
                 <w:szCs w:val="24"/>
               </w:rPr>
             </w:pPr>
             <w:r>
-              <w:rPr>
-                <w:i/>
-                <w:color w:val="FF0000"/>
-                <w:sz w:val="24"/>
-                <w:szCs w:val="24"/>
-              </w:rPr>
-              <w:t>Код</w:t>
-            </w:r>
-            <w:r>
-              <w:rPr>
-                <w:i/>
-                <w:color w:val="FF0000"/>
-                <w:sz w:val="24"/>
-                <w:szCs w:val="24"/>
-              </w:rPr>
-              <w:t>/ коды</w:t>
-            </w:r>
-            <w:r>
-              <w:rPr>
-                <w:i/>
-                <w:color w:val="FF0000"/>
-                <w:sz w:val="24"/>
-                <w:szCs w:val="24"/>
-              </w:rPr>
-              <w:t xml:space="preserve"> компетенци</w:t>
-            </w:r>
-            <w:r>
-              <w:rPr>
-                <w:i/>
-                <w:color w:val="FF0000"/>
-                <w:sz w:val="24"/>
-                <w:szCs w:val="24"/>
-              </w:rPr>
-              <w:t>й</w:t>
-            </w:r>
-          </w:p>
-        </w:tc>
-        <w:tc>
-          <w:tcPr>
-            <w:tcW w:w="4246" w:type="dxa"/>
-          </w:tcPr>
-          <w:p>
-            <w:pPr>
-              <w:spacing w:line="276" w:lineRule="auto"/>
-              <w:rPr>
-                <w:spacing w:val="-2"/>
-                <w:sz w:val="24"/>
-              </w:rPr>
-            </w:pPr>
-            <w:r>
-              <w:rPr>
-                <w:spacing w:val="-2"/>
-                <w:sz w:val="24"/>
-              </w:rPr>
-              <w:t>Демонстрирует на среднем уровне следующие результаты обучения:</w:t>
-            </w:r>
-          </w:p>
-          <w:p>
-            <w:pPr>
-              <w:rPr>
-                <w:spacing w:val="-2"/>
-                <w:sz w:val="24"/>
-              </w:rPr>
-            </w:pPr>
-            <w:r>
-              <w:rPr>
-                <w:spacing w:val="-2"/>
-                <w:sz w:val="24"/>
-              </w:rPr>
-              <w:t>Знает…</w:t>
-            </w:r>
-          </w:p>
-          <w:p>
-            <w:pPr>
-              <w:rPr>
-                <w:spacing w:val="-2"/>
-                <w:sz w:val="24"/>
-              </w:rPr>
-            </w:pPr>
-            <w:r>
-              <w:rPr>
-                <w:spacing w:val="-2"/>
-                <w:sz w:val="24"/>
-              </w:rPr>
-              <w:t>Умеет …</w:t>
-            </w:r>
-          </w:p>
-          <w:p>
-            <w:pPr>
-              <w:rPr>
-                <w:spacing w:val="-2"/>
-                <w:sz w:val="24"/>
-              </w:rPr>
-            </w:pPr>
-            <w:r>
-              <w:rPr>
-                <w:spacing w:val="-2"/>
-                <w:sz w:val="24"/>
-              </w:rPr>
-              <w:t>Владеет …</w:t>
-            </w:r>
-          </w:p>
-        </w:tc>
-      </w:tr>
-      <w:tr>
-        <w:tc>
-          <w:tcPr>
-            <w:tcW w:w="2391" w:type="dxa"/>
-          </w:tcPr>
-          <w:p>
-            <w:pPr>
-              <w:rPr>
-                <w:spacing w:val="-2"/>
-                <w:sz w:val="24"/>
-              </w:rPr>
-            </w:pPr>
-            <w:r>
-              <w:rPr>
-                <w:spacing w:val="-2"/>
-                <w:sz w:val="24"/>
-              </w:rPr>
-              <w:t>удовлетворительно</w:t>
-            </w:r>
-          </w:p>
-        </w:tc>
-        <w:tc>
-          <w:tcPr>
-            <w:tcW w:w="3274" w:type="dxa"/>
-          </w:tcPr>
-          <w:p>
-            <w:pPr>
-              <w:rPr>
-                <w:i/>
-                <w:color w:val="FF0000"/>
-                <w:sz w:val="24"/>
-                <w:szCs w:val="24"/>
-              </w:rPr>
-            </w:pPr>
-            <w:r>
-              <w:rPr>
-                <w:i/>
-                <w:color w:val="FF0000"/>
-                <w:sz w:val="24"/>
-                <w:szCs w:val="24"/>
-              </w:rPr>
-              <w:t>Код</w:t>
-            </w:r>
-            <w:r>
-              <w:rPr>
-                <w:i/>
-                <w:color w:val="FF0000"/>
-                <w:sz w:val="24"/>
-                <w:szCs w:val="24"/>
-              </w:rPr>
-              <w:t>/ коды</w:t>
-            </w:r>
-            <w:r>
-              <w:rPr>
-                <w:i/>
-                <w:color w:val="FF0000"/>
-                <w:sz w:val="24"/>
-                <w:szCs w:val="24"/>
-              </w:rPr>
-              <w:t xml:space="preserve"> компетенци</w:t>
-            </w:r>
-            <w:r>
-              <w:rPr>
-                <w:i/>
-                <w:color w:val="FF0000"/>
-                <w:sz w:val="24"/>
-                <w:szCs w:val="24"/>
-              </w:rPr>
-              <w:t>й</w:t>
-            </w:r>
-          </w:p>
-        </w:tc>
-        <w:tc>
-          <w:tcPr>
-            <w:tcW w:w="4246" w:type="dxa"/>
-          </w:tcPr>
-          <w:p>
-            <w:pPr>
-              <w:spacing w:line="276" w:lineRule="auto"/>
-              <w:rPr>
-                <w:spacing w:val="-2"/>
-                <w:sz w:val="24"/>
-              </w:rPr>
-            </w:pPr>
-            <w:r>
-              <w:rPr>
-                <w:spacing w:val="-2"/>
-                <w:sz w:val="24"/>
-              </w:rPr>
-              <w:t xml:space="preserve">Демонстрирует на низком, но </w:t>
-            </w:r>
-            <w:r>
-              <w:rPr>
-                <w:spacing w:val="-2"/>
-                <w:sz w:val="24"/>
-              </w:rPr>
-              <w:lastRenderedPageBreak/>
-              <w:t>достаточном уровне следующие результаты обучения:</w:t>
-            </w:r>
-          </w:p>
-          <w:p>
-            <w:pPr>
-              <w:rPr>
-                <w:spacing w:val="-2"/>
-                <w:sz w:val="24"/>
-              </w:rPr>
-            </w:pPr>
-            <w:r>
-              <w:rPr>
-                <w:spacing w:val="-2"/>
-                <w:sz w:val="24"/>
-              </w:rPr>
-              <w:t>Знает…</w:t>
-            </w:r>
-          </w:p>
-          <w:p>
-            <w:pPr>
-              <w:rPr>
-                <w:spacing w:val="-2"/>
-                <w:sz w:val="24"/>
-              </w:rPr>
-            </w:pPr>
-            <w:r>
-              <w:rPr>
-                <w:spacing w:val="-2"/>
-                <w:sz w:val="24"/>
-              </w:rPr>
-              <w:t>Умеет …</w:t>
-            </w:r>
-          </w:p>
-          <w:p>
-            <w:pPr>
-              <w:rPr>
-                <w:spacing w:val="-2"/>
-                <w:sz w:val="24"/>
-              </w:rPr>
-            </w:pPr>
-            <w:r>
-              <w:rPr>
-                <w:spacing w:val="-2"/>
-                <w:sz w:val="24"/>
-              </w:rPr>
-              <w:t>Владеет …</w:t>
-            </w:r>
-          </w:p>
-        </w:tc>
-      </w:tr>
-      <w:tr>
-        <w:tc>
-          <w:tcPr>
-            <w:tcW w:w="2391" w:type="dxa"/>
-          </w:tcPr>
-          <w:p>
-            <w:pPr>
-              <w:rPr>
-                <w:spacing w:val="-2"/>
-                <w:sz w:val="24"/>
-              </w:rPr>
-            </w:pPr>
-            <w:r>
-              <w:rPr>
-                <w:spacing w:val="-2"/>
-                <w:sz w:val="24"/>
-              </w:rPr>
-              <w:lastRenderedPageBreak/>
-              <w:t>неудовлетворительно</w:t>
-            </w:r>
-          </w:p>
-        </w:tc>
-        <w:tc>
-          <w:tcPr>
-            <w:tcW w:w="3274" w:type="dxa"/>
-          </w:tcPr>
-          <w:p>
-            <w:pPr>
-              <w:rPr>
-                <w:i/>
-                <w:color w:val="FF0000"/>
-                <w:sz w:val="24"/>
-                <w:szCs w:val="24"/>
-              </w:rPr>
-            </w:pPr>
-            <w:r>
-              <w:rPr>
-                <w:i/>
-                <w:color w:val="FF0000"/>
-                <w:sz w:val="24"/>
-                <w:szCs w:val="24"/>
-              </w:rPr>
-              <w:t>Код</w:t>
-            </w:r>
-            <w:r>
-              <w:rPr>
-                <w:i/>
-                <w:color w:val="FF0000"/>
-                <w:sz w:val="24"/>
-                <w:szCs w:val="24"/>
-              </w:rPr>
-              <w:t>/ коды</w:t>
-            </w:r>
-            <w:r>
-              <w:rPr>
-                <w:i/>
-                <w:color w:val="FF0000"/>
-                <w:sz w:val="24"/>
-                <w:szCs w:val="24"/>
-              </w:rPr>
-              <w:t xml:space="preserve"> компетенци</w:t>
-            </w:r>
-            <w:r>
-              <w:rPr>
-                <w:i/>
-                <w:color w:val="FF0000"/>
-                <w:sz w:val="24"/>
-                <w:szCs w:val="24"/>
-              </w:rPr>
-              <w:t>й</w:t>
+              <w:t>{{ competence_codes }}</w:t>
             </w:r>
           </w:p>
         </w:tc>

--- a/templates/rpd_2026_tagged.docx
+++ b/templates/rpd_2026_tagged.docx
@@ -388,28 +388,7 @@
         </w:rPr>
       </w:pPr>
       <w:r>
-        <w:rPr>
-          <w:sz w:val="24"/>
-          <w:szCs w:val="24"/>
-        </w:rPr>
-        <w:t xml:space="preserve">заседания кафедры </w:t>
-      </w:r>
-      <w:r>
-        <w:rPr>
-          <w:sz w:val="24"/>
-          <w:szCs w:val="24"/>
-          <w:u w:val="single"/>
-        </w:rPr>
-        <w:t>  математических</w:t>
-      </w:r>
-      <w:r>
-        <w:rPr>
-          <w:sz w:val="24"/>
-          <w:szCs w:val="24"/>
-          <w:u w:val="single"/>
-        </w:rPr>
-        <w:tab/>
-        <w:t xml:space="preserve"> </w:t>
+        <w:t>заседания кафедры {{ department_name }}</w:t>
       </w:r>
     </w:p>
     <w:p>
@@ -425,22 +404,7 @@
           <w:u w:val="single"/>
         </w:rPr>
       </w:pPr>
-      <w:r>
-        <w:rPr>
-          <w:sz w:val="24"/>
-          <w:szCs w:val="24"/>
-          <w:u w:val="single"/>
-        </w:rPr>
-        <w:t>методов в экономике и управлении</w:t>
-      </w:r>
-      <w:r>
-        <w:rPr>
-          <w:sz w:val="24"/>
-          <w:szCs w:val="24"/>
-          <w:u w:val="single"/>
-        </w:rPr>
-        <w:tab/>
-      </w:r>
+      <w:r/>
     </w:p>
     <w:p>
       <w:pPr>

--- a/templates/rpd_2026_tagged.docx
+++ b/templates/rpd_2026_tagged.docx
@@ -388,7 +388,13 @@
         </w:rPr>
       </w:pPr>
       <w:r>
-        <w:t>заседания кафедры {{ department_name }}</w:t>
+        <w:t xml:space="preserve">заседания кафедры </w:t>
+      </w:r>
+      <w:r>
+        <w:rPr>
+          <w:highlight w:val="yellow"/>
+        </w:rPr>
+        <w:t>{{ department_name }}</w:t>
       </w:r>
     </w:p>
     <w:p>
@@ -444,6 +450,9 @@
         </w:rPr>
       </w:pPr>
       <w:r>
+        <w:rPr>
+          <w:highlight w:val="yellow"/>
+        </w:rPr>
         <w:t>{{ index }} {{ name }}</w:t>
       </w:r>
     </w:p>
@@ -561,7 +570,13 @@
         </w:rPr>
       </w:pPr>
       <w:r>
-        <w:t>по направлению подготовки {{ direction }}</w:t>
+        <w:t xml:space="preserve">по направлению подготовки </w:t>
+      </w:r>
+      <w:r>
+        <w:rPr>
+          <w:highlight w:val="yellow"/>
+        </w:rPr>
+        <w:t>{{ direction }}</w:t>
       </w:r>
     </w:p>
     <w:p>
@@ -609,7 +624,13 @@
         </w:rPr>
       </w:pPr>
       <w:r>
-        <w:t>направленности (профиля) {{ profile }}</w:t>
+        <w:t xml:space="preserve">направленности (профиля) </w:t>
+      </w:r>
+      <w:r>
+        <w:rPr>
+          <w:highlight w:val="yellow"/>
+        </w:rPr>
+        <w:t>{{ profile }}</w:t>
       </w:r>
     </w:p>
     <w:p>
@@ -657,7 +678,13 @@
         </w:rPr>
       </w:pPr>
       <w:r>
-        <w:t>форма обучения {{ form_study }}</w:t>
+        <w:t xml:space="preserve">форма обучения </w:t>
+      </w:r>
+      <w:r>
+        <w:rPr>
+          <w:highlight w:val="yellow"/>
+        </w:rPr>
+        <w:t>{{ form_study }}</w:t>
       </w:r>
     </w:p>
     <w:p>
@@ -828,173 +855,11 @@
           <w:szCs w:val="24"/>
         </w:rPr>
       </w:pPr>
-      <w:r>
-        <w:t>{{ goals }}</w:t>
-      </w:r>
-    </w:p>
-    <w:p>
-      <w:pPr>
-        <w:rPr>
-          <w:sz w:val="24"/>
-          <w:szCs w:val="24"/>
-        </w:rPr>
-      </w:pPr>
-    </w:p>
-    <w:p>
-      <w:pPr>
-        <w:rPr>
-          <w:b/>
-          <w:spacing w:val="-2"/>
-          <w:sz w:val="24"/>
-        </w:rPr>
-      </w:pPr>
-      <w:r>
-        <w:rPr>
-          <w:b/>
-          <w:spacing w:val="-2"/>
-          <w:sz w:val="24"/>
-        </w:rPr>
-        <w:t>2. Планируемые результаты освоения дисциплины</w:t>
-      </w:r>
-    </w:p>
-    <w:p>
-      <w:pPr>
-        <w:rPr>
-          <w:spacing w:val="-2"/>
-          <w:sz w:val="24"/>
-        </w:rPr>
-      </w:pPr>
-      <w:r>
-        <w:rPr>
-          <w:spacing w:val="-2"/>
-          <w:sz w:val="24"/>
-        </w:rPr>
-        <w:t>Компетенции</w:t>
-      </w:r>
-      <w:r>
-        <w:rPr>
-          <w:spacing w:val="-1"/>
-          <w:sz w:val="24"/>
-        </w:rPr>
-        <w:t xml:space="preserve"> </w:t>
-      </w:r>
-      <w:r>
-        <w:rPr>
-          <w:spacing w:val="-2"/>
-          <w:sz w:val="24"/>
-        </w:rPr>
-        <w:t>обучающегося,</w:t>
-      </w:r>
-      <w:r>
-        <w:rPr>
-          <w:spacing w:val="3"/>
-          <w:sz w:val="24"/>
-        </w:rPr>
-        <w:t xml:space="preserve"> </w:t>
-      </w:r>
-      <w:r>
-        <w:rPr>
-          <w:spacing w:val="-2"/>
-          <w:sz w:val="24"/>
-        </w:rPr>
-        <w:t>формируемые</w:t>
-      </w:r>
-      <w:r>
-        <w:rPr>
-          <w:spacing w:val="-1"/>
-          <w:sz w:val="24"/>
-        </w:rPr>
-        <w:t xml:space="preserve"> </w:t>
-      </w:r>
-      <w:r>
-        <w:rPr>
-          <w:spacing w:val="-2"/>
-          <w:sz w:val="24"/>
-        </w:rPr>
-        <w:t>в</w:t>
-      </w:r>
-      <w:r>
-        <w:rPr>
-          <w:spacing w:val="2"/>
-          <w:sz w:val="24"/>
-        </w:rPr>
-        <w:t xml:space="preserve"> </w:t>
-      </w:r>
-      <w:r>
-        <w:rPr>
-          <w:spacing w:val="-2"/>
-          <w:sz w:val="24"/>
-        </w:rPr>
-        <w:t>результате</w:t>
-      </w:r>
-      <w:r>
-        <w:rPr>
-          <w:spacing w:val="-1"/>
-          <w:sz w:val="24"/>
-        </w:rPr>
-        <w:t xml:space="preserve"> </w:t>
-      </w:r>
-      <w:r>
-        <w:rPr>
-          <w:spacing w:val="-2"/>
-          <w:sz w:val="24"/>
-        </w:rPr>
-        <w:t>освоения данной</w:t>
-      </w:r>
-      <w:r>
-        <w:rPr>
-          <w:sz w:val="24"/>
-        </w:rPr>
-        <w:t xml:space="preserve"> </w:t>
-      </w:r>
-      <w:r>
-        <w:rPr>
-          <w:spacing w:val="-2"/>
-          <w:sz w:val="24"/>
-        </w:rPr>
-        <w:t>дисциплины:</w:t>
-      </w:r>
-    </w:p>
-    <w:p>
-      <w:pPr>
-        <w:jc w:val="both"/>
-        <w:rPr>
-          <w:i/>
-          <w:color w:val="EE0000"/>
-          <w:sz w:val="24"/>
-          <w:szCs w:val="24"/>
-        </w:rPr>
-      </w:pPr>
-      <w:r>
-        <w:t>{{ competencies }}</w:t>
-      </w:r>
-    </w:p>
-    <w:p>
-      <w:pPr>
-        <w:jc w:val="both"/>
-        <w:rPr>
-          <w:iCs/>
-          <w:sz w:val="24"/>
-          <w:szCs w:val="24"/>
-        </w:rPr>
-      </w:pPr>
-    </w:p>
-    <w:p>
-      <w:pPr>
-        <w:jc w:val="both"/>
-        <w:rPr>
-          <w:iCs/>
-          <w:sz w:val="24"/>
-          <w:szCs w:val="24"/>
-        </w:rPr>
-      </w:pPr>
       <w:r/>
     </w:p>
     <w:p>
       <w:pPr>
-        <w:jc w:val="both"/>
-        <w:rPr>
-          <w:iCs/>
+        <w:rPr>
           <w:sz w:val="24"/>
           <w:szCs w:val="24"/>
         </w:rPr>
@@ -1003,20 +868,120 @@
     <w:p>
       <w:pPr>
         <w:rPr>
+          <w:b/>
           <w:spacing w:val="-2"/>
           <w:sz w:val="24"/>
         </w:rPr>
       </w:pPr>
       <w:r>
         <w:rPr>
+          <w:b/>
           <w:spacing w:val="-2"/>
           <w:sz w:val="24"/>
         </w:rPr>
-        <w:t>Индикаторы достижения компетенций, соотнесенные с планируемыми результатами обучения</w:t>
+        <w:t>2. Планируемые результаты освоения дисциплины</w:t>
       </w:r>
     </w:p>
     <w:p>
       <w:pPr>
+        <w:rPr>
+          <w:spacing w:val="-2"/>
+          <w:sz w:val="24"/>
+        </w:rPr>
+      </w:pPr>
+      <w:r>
+        <w:rPr>
+          <w:spacing w:val="-2"/>
+          <w:sz w:val="24"/>
+        </w:rPr>
+        <w:t>Компетенции</w:t>
+      </w:r>
+      <w:r>
+        <w:rPr>
+          <w:spacing w:val="-1"/>
+          <w:sz w:val="24"/>
+        </w:rPr>
+        <w:t xml:space="preserve"> </w:t>
+      </w:r>
+      <w:r>
+        <w:rPr>
+          <w:spacing w:val="-2"/>
+          <w:sz w:val="24"/>
+        </w:rPr>
+        <w:t>обучающегося,</w:t>
+      </w:r>
+      <w:r>
+        <w:rPr>
+          <w:spacing w:val="3"/>
+          <w:sz w:val="24"/>
+        </w:rPr>
+        <w:t xml:space="preserve"> </w:t>
+      </w:r>
+      <w:r>
+        <w:rPr>
+          <w:spacing w:val="-2"/>
+          <w:sz w:val="24"/>
+        </w:rPr>
+        <w:t>формируемые</w:t>
+      </w:r>
+      <w:r>
+        <w:rPr>
+          <w:spacing w:val="-1"/>
+          <w:sz w:val="24"/>
+        </w:rPr>
+        <w:t xml:space="preserve"> </w:t>
+      </w:r>
+      <w:r>
+        <w:rPr>
+          <w:spacing w:val="-2"/>
+          <w:sz w:val="24"/>
+        </w:rPr>
+        <w:t>в</w:t>
+      </w:r>
+      <w:r>
+        <w:rPr>
+          <w:spacing w:val="2"/>
+          <w:sz w:val="24"/>
+        </w:rPr>
+        <w:t xml:space="preserve"> </w:t>
+      </w:r>
+      <w:r>
+        <w:rPr>
+          <w:spacing w:val="-2"/>
+          <w:sz w:val="24"/>
+        </w:rPr>
+        <w:t>результате</w:t>
+      </w:r>
+      <w:r>
+        <w:rPr>
+          <w:spacing w:val="-1"/>
+          <w:sz w:val="24"/>
+        </w:rPr>
+        <w:t xml:space="preserve"> </w:t>
+      </w:r>
+      <w:r>
+        <w:rPr>
+          <w:spacing w:val="-2"/>
+          <w:sz w:val="24"/>
+        </w:rPr>
+        <w:t>освоения данной</w:t>
+      </w:r>
+      <w:r>
+        <w:rPr>
+          <w:sz w:val="24"/>
+        </w:rPr>
+        <w:t xml:space="preserve"> </w:t>
+      </w:r>
+      <w:r>
+        <w:rPr>
+          <w:spacing w:val="-2"/>
+          <w:sz w:val="24"/>
+        </w:rPr>
+        <w:t>дисциплины:</w:t>
+      </w:r>
+    </w:p>
+    <w:p>
+      <w:pPr>
         <w:jc w:val="both"/>
         <w:rPr>
           <w:i/>
@@ -1025,7 +990,69 @@
           <w:szCs w:val="24"/>
         </w:rPr>
       </w:pPr>
+      <w:r>
+        <w:t>{{ competencies }}</w:t>
+      </w:r>
+    </w:p>
+    <w:p>
+      <w:pPr>
+        <w:jc w:val="both"/>
+        <w:rPr>
+          <w:iCs/>
+          <w:sz w:val="24"/>
+          <w:szCs w:val="24"/>
+        </w:rPr>
+      </w:pPr>
+    </w:p>
+    <w:p>
+      <w:pPr>
+        <w:jc w:val="both"/>
+        <w:rPr>
+          <w:iCs/>
+          <w:sz w:val="24"/>
+          <w:szCs w:val="24"/>
+        </w:rPr>
+      </w:pPr>
       <w:r/>
+    </w:p>
+    <w:p>
+      <w:pPr>
+        <w:jc w:val="both"/>
+        <w:rPr>
+          <w:iCs/>
+          <w:sz w:val="24"/>
+          <w:szCs w:val="24"/>
+        </w:rPr>
+      </w:pPr>
+    </w:p>
+    <w:p>
+      <w:pPr>
+        <w:rPr>
+          <w:spacing w:val="-2"/>
+          <w:sz w:val="24"/>
+        </w:rPr>
+      </w:pPr>
+      <w:r>
+        <w:rPr>
+          <w:spacing w:val="-2"/>
+          <w:sz w:val="24"/>
+        </w:rPr>
+        <w:t>Индикаторы достижения компетенций, соотнесенные с планируемыми результатами обучения</w:t>
+      </w:r>
+    </w:p>
+    <w:p>
+      <w:pPr>
+        <w:jc w:val="both"/>
+        <w:rPr>
+          <w:i/>
+          <w:color w:val="EE0000"/>
+          <w:sz w:val="24"/>
+          <w:szCs w:val="24"/>
+        </w:rPr>
+      </w:pPr>
+      <w:r>
+        <w:t>{{ indicators }}</w:t>
+      </w:r>
     </w:p>
     <w:p>
       <w:pPr>
@@ -1449,6 +1476,9 @@
               </w:rPr>
             </w:pPr>
             <w:r>
+              <w:rPr>
+                <w:highlight w:val="yellow"/>
+              </w:rPr>
               <w:t>{{ ze }}</w:t>
             </w:r>
           </w:p>
@@ -1467,6 +1497,9 @@
               </w:rPr>
             </w:pPr>
             <w:r>
+              <w:rPr>
+                <w:highlight w:val="yellow"/>
+              </w:rPr>
               <w:t>{{ ze }}</w:t>
             </w:r>
           </w:p>
@@ -1526,6 +1559,9 @@
               </w:rPr>
             </w:pPr>
             <w:r>
+              <w:rPr>
+                <w:highlight w:val="yellow"/>
+              </w:rPr>
               <w:t>{{ hours_total }}</w:t>
             </w:r>
           </w:p>
@@ -1544,6 +1580,9 @@
               </w:rPr>
             </w:pPr>
             <w:r>
+              <w:rPr>
+                <w:highlight w:val="yellow"/>
+              </w:rPr>
               <w:t>{{ hours_total }}</w:t>
             </w:r>
           </w:p>
@@ -1631,6 +1670,9 @@
               </w:rPr>
             </w:pPr>
             <w:r>
+              <w:rPr>
+                <w:highlight w:val="yellow"/>
+              </w:rPr>
               <w:t>{{ hours_contact }}</w:t>
             </w:r>
           </w:p>
@@ -1650,6 +1692,9 @@
               </w:rPr>
             </w:pPr>
             <w:r>
+              <w:rPr>
+                <w:highlight w:val="yellow"/>
+              </w:rPr>
               <w:t>{{ hours_contact }}</w:t>
             </w:r>
           </w:p>
@@ -1696,6 +1741,9 @@
               </w:rPr>
             </w:pPr>
             <w:r>
+              <w:rPr>
+                <w:highlight w:val="yellow"/>
+              </w:rPr>
               <w:t>{{ hours_aud }}</w:t>
             </w:r>
           </w:p>
@@ -1715,6 +1763,9 @@
               </w:rPr>
             </w:pPr>
             <w:r>
+              <w:rPr>
+                <w:highlight w:val="yellow"/>
+              </w:rPr>
               <w:t>{{ hours_aud }}</w:t>
             </w:r>
           </w:p>
@@ -1762,6 +1813,9 @@
               </w:rPr>
             </w:pPr>
             <w:r>
+              <w:rPr>
+                <w:highlight w:val="yellow"/>
+              </w:rPr>
               <w:t>{{ hours_lectures }}</w:t>
             </w:r>
           </w:p>
@@ -1780,6 +1834,9 @@
               </w:rPr>
             </w:pPr>
             <w:r>
+              <w:rPr>
+                <w:highlight w:val="yellow"/>
+              </w:rPr>
               <w:t>{{ hours_lectures }}</w:t>
             </w:r>
           </w:p>
@@ -1842,6 +1899,9 @@
               </w:rPr>
             </w:pPr>
             <w:r>
+              <w:rPr>
+                <w:highlight w:val="yellow"/>
+              </w:rPr>
               <w:t>{{ hours_practical }}</w:t>
             </w:r>
           </w:p>
@@ -1860,6 +1920,9 @@
               </w:rPr>
             </w:pPr>
             <w:r>
+              <w:rPr>
+                <w:highlight w:val="yellow"/>
+              </w:rPr>
               <w:t>{{ hours_practical }}</w:t>
             </w:r>
           </w:p>
@@ -1906,6 +1969,9 @@
               </w:rPr>
             </w:pPr>
             <w:r>
+              <w:rPr>
+                <w:highlight w:val="yellow"/>
+              </w:rPr>
               <w:t>{{ hours_lab }}</w:t>
             </w:r>
           </w:p>
@@ -1924,6 +1990,9 @@
               </w:rPr>
             </w:pPr>
             <w:r>
+              <w:rPr>
+                <w:highlight w:val="yellow"/>
+              </w:rPr>
               <w:t>{{ hours_lab }}</w:t>
             </w:r>
           </w:p>
@@ -1969,6 +2038,9 @@
               </w:rPr>
             </w:pPr>
             <w:r>
+              <w:rPr>
+                <w:highlight w:val="yellow"/>
+              </w:rPr>
               <w:t>{{ hours_project }}</w:t>
             </w:r>
           </w:p>
@@ -1988,6 +2060,9 @@
               </w:rPr>
             </w:pPr>
             <w:r>
+              <w:rPr>
+                <w:highlight w:val="yellow"/>
+              </w:rPr>
               <w:t>{{ hours_project }}</w:t>
             </w:r>
           </w:p>
@@ -2089,6 +2164,9 @@
               </w:rPr>
             </w:pPr>
             <w:r>
+              <w:rPr>
+                <w:highlight w:val="yellow"/>
+              </w:rPr>
               <w:t>{{ hours_extra_contact }}</w:t>
             </w:r>
           </w:p>
@@ -2108,6 +2186,9 @@
               </w:rPr>
             </w:pPr>
             <w:r>
+              <w:rPr>
+                <w:highlight w:val="yellow"/>
+              </w:rPr>
               <w:t>{{ hours_extra_contact }}</w:t>
             </w:r>
           </w:p>
@@ -2200,7 +2281,10 @@
               </w:rPr>
             </w:pPr>
             <w:r>
-              <w:t>{{ hours_srs }}</w:t>
+              <w:rPr>
+                <w:highlight w:val="yellow"/>
+              </w:rPr>
+              <w:t>{{ hours_self_study }}</w:t>
             </w:r>
           </w:p>
         </w:tc>
@@ -2219,7 +2303,10 @@
               </w:rPr>
             </w:pPr>
             <w:r>
-              <w:t>{{ hours_srs }}</w:t>
+              <w:rPr>
+                <w:highlight w:val="yellow"/>
+              </w:rPr>
+              <w:t>{{ hours_self_study }}</w:t>
             </w:r>
           </w:p>
         </w:tc>
@@ -2335,6 +2422,9 @@
               </w:rPr>
             </w:pPr>
             <w:r>
+              <w:rPr>
+                <w:highlight w:val="yellow"/>
+              </w:rPr>
               <w:t>{{ control_summary }}</w:t>
             </w:r>
           </w:p>
@@ -2400,7 +2490,9 @@
           <w:sz w:val="24"/>
         </w:rPr>
       </w:pPr>
-      <w:r/>
+      <w:r>
+        <w:t>{{ thematic_plan }}</w:t>
+      </w:r>
     </w:p>
     <w:p>
       <w:pPr>
@@ -8194,7 +8286,10 @@
               </w:rPr>
             </w:pPr>
             <w:r>
-              <w:t>{{ competence_codes }}</w:t>
+              <w:rPr>
+                <w:highlight w:val="yellow"/>
+              </w:rPr>
+              <w:t>{{ competence_parents }}</w:t>
             </w:r>
           </w:p>
         </w:tc>
@@ -8214,6 +8309,7 @@
               <w:rPr>
                 <w:spacing w:val="-2"/>
                 <w:sz w:val="24"/>
+                <w:highlight w:val="yellow"/>
               </w:rPr>
               <w:t>Демонстрирует на высоком уровне следующие результаты обучения:</w:t>
             </w:r>
@@ -8229,6 +8325,7 @@
               <w:rPr>
                 <w:spacing w:val="-2"/>
                 <w:sz w:val="24"/>
+                <w:highlight w:val="yellow"/>
               </w:rPr>
               <w:t>Знает</w:t>
             </w:r>
@@ -8253,6 +8350,7 @@
               <w:rPr>
                 <w:spacing w:val="-2"/>
                 <w:sz w:val="24"/>
+                <w:highlight w:val="yellow"/>
               </w:rPr>
               <w:t xml:space="preserve">Умеет </w:t>
             </w:r>
@@ -8268,6 +8366,7 @@
               <w:rPr>
                 <w:spacing w:val="-2"/>
                 <w:sz w:val="24"/>
+                <w:highlight w:val="yellow"/>
               </w:rPr>
               <w:t xml:space="preserve">Владеет </w:t>
             </w:r>
@@ -8309,7 +8408,10 @@
               </w:rPr>
             </w:pPr>
             <w:r>
-              <w:t>{{ competence_codes }}</w:t>
+              <w:rPr>
+                <w:highlight w:val="yellow"/>
+              </w:rPr>
+              <w:t>{{ competence_parents }}</w:t>
             </w:r>
           </w:p>
         </w:tc>
@@ -8329,6 +8431,7 @@
               <w:rPr>
                 <w:spacing w:val="-2"/>
                 <w:sz w:val="24"/>
+                <w:highlight w:val="yellow"/>
               </w:rPr>
               <w:t>Демонстрирует на среднем уровне следующие результаты обучения:</w:t>
             </w:r>
@@ -8344,6 +8447,7 @@
               <w:rPr>
                 <w:spacing w:val="-2"/>
                 <w:sz w:val="24"/>
+                <w:highlight w:val="yellow"/>
               </w:rPr>
               <w:t>Знает…</w:t>
             </w:r>
@@ -8359,6 +8463,7 @@
               <w:rPr>
                 <w:spacing w:val="-2"/>
                 <w:sz w:val="24"/>
+                <w:highlight w:val="yellow"/>
               </w:rPr>
               <w:t>Умеет …</w:t>
             </w:r>
@@ -8374,6 +8479,7 @@
               <w:rPr>
                 <w:spacing w:val="-2"/>
                 <w:sz w:val="24"/>
+                <w:highlight w:val="yellow"/>
               </w:rPr>
               <w:t>Владеет …</w:t>
             </w:r>
@@ -8415,7 +8521,10 @@
               </w:rPr>
             </w:pPr>
             <w:r>
-              <w:t>{{ competence_codes }}</w:t>
+              <w:rPr>
+                <w:highlight w:val="yellow"/>
+              </w:rPr>
+              <w:t>{{ competence_parents }}</w:t>
             </w:r>
           </w:p>
         </w:tc>
@@ -8435,6 +8544,7 @@
               <w:rPr>
                 <w:spacing w:val="-2"/>
                 <w:sz w:val="24"/>
+                <w:highlight w:val="yellow"/>
               </w:rPr>
               <w:t xml:space="preserve">Демонстрирует на низком, но </w:t>
             </w:r>
@@ -8442,6 +8552,7 @@
               <w:rPr>
                 <w:spacing w:val="-2"/>
                 <w:sz w:val="24"/>
+                <w:highlight w:val="yellow"/>
               </w:rPr>
               <w:lastRenderedPageBreak/>
               <w:t>достаточном уровне следующие результаты обучения:</w:t>
@@ -8458,6 +8569,7 @@
               <w:rPr>
                 <w:spacing w:val="-2"/>
                 <w:sz w:val="24"/>
+                <w:highlight w:val="yellow"/>
               </w:rPr>
               <w:t>Знает…</w:t>
             </w:r>
@@ -8473,6 +8585,7 @@
               <w:rPr>
                 <w:spacing w:val="-2"/>
                 <w:sz w:val="24"/>
+                <w:highlight w:val="yellow"/>
               </w:rPr>
               <w:t>Умеет …</w:t>
             </w:r>
@@ -8488,6 +8601,7 @@
               <w:rPr>
                 <w:spacing w:val="-2"/>
                 <w:sz w:val="24"/>
+                <w:highlight w:val="yellow"/>
               </w:rPr>
               <w:t>Владеет …</w:t>
             </w:r>
@@ -8530,7 +8644,10 @@
               </w:rPr>
             </w:pPr>
             <w:r>
-              <w:t>{{ competence_codes }}</w:t>
+              <w:rPr>
+                <w:highlight w:val="yellow"/>
+              </w:rPr>
+              <w:t>{{ competence_parents }}</w:t>
             </w:r>
           </w:p>
         </w:tc>
@@ -8550,6 +8667,7 @@
               <w:rPr>
                 <w:spacing w:val="-2"/>
                 <w:sz w:val="24"/>
+                <w:highlight w:val="yellow"/>
               </w:rPr>
               <w:t>Не демонстрирует следующие результаты обучения:</w:t>
             </w:r>
@@ -8565,6 +8683,7 @@
               <w:rPr>
                 <w:spacing w:val="-2"/>
                 <w:sz w:val="24"/>
+                <w:highlight w:val="yellow"/>
               </w:rPr>
               <w:t>Знает…</w:t>
             </w:r>
@@ -8580,6 +8699,7 @@
               <w:rPr>
                 <w:spacing w:val="-2"/>
                 <w:sz w:val="24"/>
+                <w:highlight w:val="yellow"/>
               </w:rPr>
               <w:t>Умеет …</w:t>
             </w:r>
@@ -8595,6 +8715,7 @@
               <w:rPr>
                 <w:spacing w:val="-2"/>
                 <w:sz w:val="24"/>
+                <w:highlight w:val="yellow"/>
               </w:rPr>
               <w:t>Владеет …</w:t>
             </w:r>

--- a/templates/rpd_2026_tagged.docx
+++ b/templates/rpd_2026_tagged.docx
@@ -4265,7 +4265,6 @@
                 <w:bCs/>
                 <w:sz w:val="20"/>
                 <w:szCs w:val="20"/>
-                <w:highlight w:val="red"/>
                 <w:lang w:eastAsia="zh-CN"/>
               </w:rPr>
             </w:pPr>
@@ -4304,7 +4303,6 @@
                 <w:bCs/>
                 <w:sz w:val="20"/>
                 <w:szCs w:val="20"/>
-                <w:highlight w:val="red"/>
                 <w:u w:val="single"/>
                 <w:lang w:eastAsia="ru-RU"/>
               </w:rPr>
@@ -4454,7 +4452,6 @@
                 <w:bCs/>
                 <w:sz w:val="20"/>
                 <w:szCs w:val="20"/>
-                <w:highlight w:val="red"/>
                 <w:lang w:eastAsia="zh-CN"/>
               </w:rPr>
             </w:pPr>
@@ -4532,7 +4529,6 @@
                 <w:bCs/>
                 <w:sz w:val="20"/>
                 <w:szCs w:val="20"/>
-                <w:highlight w:val="red"/>
                 <w:u w:val="single"/>
                 <w:lang w:eastAsia="ru-RU"/>
               </w:rPr>

--- a/templates/rpd_2026_tagged.docx
+++ b/templates/rpd_2026_tagged.docx
@@ -8311,6 +8311,21 @@
             </w:r>
           </w:p>
           <w:p>
+            <w:r>
+              <w:rPr>
+                <w:highlight w:val="yellow"/>
+              </w:rPr>
+              <w:t>{{ outcomes_5 }}</w:t>
+            </w:r>
+          </w:p>
+        </w:tc>
+      </w:tr>
+      <w:tr>
+        <w:tc>
+          <w:tcPr>
+            <w:tcW w:w="2391" w:type="dxa"/>
+          </w:tcPr>
+          <w:p>
             <w:pPr>
               <w:rPr>
                 <w:spacing w:val="-2"/>
@@ -8321,23 +8336,40 @@
               <w:rPr>
                 <w:spacing w:val="-2"/>
                 <w:sz w:val="24"/>
-                <w:highlight w:val="yellow"/>
-              </w:rPr>
-              <w:t>Знает</w:t>
-            </w:r>
-            <w:r>
-              <w:rPr>
-                <w:spacing w:val="-2"/>
-                <w:sz w:val="24"/>
-              </w:rPr>
-              <w:t xml:space="preserve"> </w:t>
-            </w:r>
-          </w:p>
+              </w:rPr>
+              <w:t>хорошо</w:t>
+            </w:r>
+          </w:p>
+        </w:tc>
+        <w:tc>
+          <w:tcPr>
+            <w:tcW w:w="3274" w:type="dxa"/>
+          </w:tcPr>
           <w:p>
             <w:pPr>
               <w:rPr>
                 <w:i/>
                 <w:color w:val="FF0000"/>
+                <w:sz w:val="24"/>
+                <w:szCs w:val="24"/>
+              </w:rPr>
+            </w:pPr>
+            <w:r>
+              <w:rPr>
+                <w:highlight w:val="yellow"/>
+              </w:rPr>
+              <w:t>{{ competence_parents }}</w:t>
+            </w:r>
+          </w:p>
+        </w:tc>
+        <w:tc>
+          <w:tcPr>
+            <w:tcW w:w="4246" w:type="dxa"/>
+          </w:tcPr>
+          <w:p>
+            <w:pPr>
+              <w:spacing w:line="276" w:lineRule="auto"/>
+              <w:rPr>
                 <w:spacing w:val="-2"/>
                 <w:sz w:val="24"/>
               </w:rPr>
@@ -8348,23 +8380,15 @@
                 <w:sz w:val="24"/>
                 <w:highlight w:val="yellow"/>
               </w:rPr>
-              <w:t xml:space="preserve">Умеет </w:t>
-            </w:r>
-          </w:p>
-          <w:p>
-            <w:pPr>
-              <w:rPr>
-                <w:spacing w:val="-2"/>
-                <w:sz w:val="24"/>
-              </w:rPr>
-            </w:pPr>
-            <w:r>
-              <w:rPr>
-                <w:spacing w:val="-2"/>
-                <w:sz w:val="24"/>
+              <w:t>Демонстрирует на среднем уровне следующие результаты обучения:</w:t>
+            </w:r>
+          </w:p>
+          <w:p>
+            <w:r>
+              <w:rPr>
                 <w:highlight w:val="yellow"/>
               </w:rPr>
-              <w:t xml:space="preserve">Владеет </w:t>
+              <w:t>{{ outcomes_4 }}</w:t>
             </w:r>
           </w:p>
         </w:tc>
@@ -8386,7 +8410,7 @@
                 <w:spacing w:val="-2"/>
                 <w:sz w:val="24"/>
               </w:rPr>
-              <w:t>хорошо</w:t>
+              <w:t>удовлетворительно</w:t>
             </w:r>
           </w:p>
         </w:tc>
@@ -8429,55 +8453,24 @@
                 <w:sz w:val="24"/>
                 <w:highlight w:val="yellow"/>
               </w:rPr>
-              <w:t>Демонстрирует на среднем уровне следующие результаты обучения:</w:t>
-            </w:r>
-          </w:p>
-          <w:p>
-            <w:pPr>
+              <w:t xml:space="preserve">Демонстрирует на низком, но </w:t>
+            </w:r>
+            <w:r>
               <w:rPr>
                 <w:spacing w:val="-2"/>
                 <w:sz w:val="24"/>
-              </w:rPr>
-            </w:pPr>
-            <w:r>
-              <w:rPr>
-                <w:spacing w:val="-2"/>
-                <w:sz w:val="24"/>
                 <w:highlight w:val="yellow"/>
               </w:rPr>
-              <w:t>Знает…</w:t>
-            </w:r>
-          </w:p>
-          <w:p>
-            <w:pPr>
-              <w:rPr>
-                <w:spacing w:val="-2"/>
-                <w:sz w:val="24"/>
-              </w:rPr>
-            </w:pPr>
-            <w:r>
-              <w:rPr>
-                <w:spacing w:val="-2"/>
-                <w:sz w:val="24"/>
+              <w:lastRenderedPageBreak/>
+              <w:t>достаточном уровне следующие результаты обучения:</w:t>
+            </w:r>
+          </w:p>
+          <w:p>
+            <w:r>
+              <w:rPr>
                 <w:highlight w:val="yellow"/>
               </w:rPr>
-              <w:t>Умеет …</w:t>
-            </w:r>
-          </w:p>
-          <w:p>
-            <w:pPr>
-              <w:rPr>
-                <w:spacing w:val="-2"/>
-                <w:sz w:val="24"/>
-              </w:rPr>
-            </w:pPr>
-            <w:r>
-              <w:rPr>
-                <w:spacing w:val="-2"/>
-                <w:sz w:val="24"/>
-                <w:highlight w:val="yellow"/>
-              </w:rPr>
-              <w:t>Владеет …</w:t>
+              <w:t>{{ outcomes_3 }}</w:t>
             </w:r>
           </w:p>
         </w:tc>
@@ -8499,7 +8492,8 @@
                 <w:spacing w:val="-2"/>
                 <w:sz w:val="24"/>
               </w:rPr>
-              <w:t>удовлетворительно</w:t>
+              <w:lastRenderedPageBreak/>
+              <w:t>неудовлетворительно</w:t>
             </w:r>
           </w:p>
         </w:tc>
@@ -8542,178 +8536,15 @@
                 <w:sz w:val="24"/>
                 <w:highlight w:val="yellow"/>
               </w:rPr>
-              <w:t xml:space="preserve">Демонстрирует на низком, но </w:t>
-            </w:r>
-            <w:r>
-              <w:rPr>
-                <w:spacing w:val="-2"/>
-                <w:sz w:val="24"/>
+              <w:t>Не демонстрирует следующие результаты обучения:</w:t>
+            </w:r>
+          </w:p>
+          <w:p>
+            <w:r>
+              <w:rPr>
                 <w:highlight w:val="yellow"/>
               </w:rPr>
-              <w:lastRenderedPageBreak/>
-              <w:t>достаточном уровне следующие результаты обучения:</w:t>
-            </w:r>
-          </w:p>
-          <w:p>
-            <w:pPr>
-              <w:rPr>
-                <w:spacing w:val="-2"/>
-                <w:sz w:val="24"/>
-              </w:rPr>
-            </w:pPr>
-            <w:r>
-              <w:rPr>
-                <w:spacing w:val="-2"/>
-                <w:sz w:val="24"/>
-                <w:highlight w:val="yellow"/>
-              </w:rPr>
-              <w:t>Знает…</w:t>
-            </w:r>
-          </w:p>
-          <w:p>
-            <w:pPr>
-              <w:rPr>
-                <w:spacing w:val="-2"/>
-                <w:sz w:val="24"/>
-              </w:rPr>
-            </w:pPr>
-            <w:r>
-              <w:rPr>
-                <w:spacing w:val="-2"/>
-                <w:sz w:val="24"/>
-                <w:highlight w:val="yellow"/>
-              </w:rPr>
-              <w:t>Умеет …</w:t>
-            </w:r>
-          </w:p>
-          <w:p>
-            <w:pPr>
-              <w:rPr>
-                <w:spacing w:val="-2"/>
-                <w:sz w:val="24"/>
-              </w:rPr>
-            </w:pPr>
-            <w:r>
-              <w:rPr>
-                <w:spacing w:val="-2"/>
-                <w:sz w:val="24"/>
-                <w:highlight w:val="yellow"/>
-              </w:rPr>
-              <w:t>Владеет …</w:t>
-            </w:r>
-          </w:p>
-        </w:tc>
-      </w:tr>
-      <w:tr>
-        <w:tc>
-          <w:tcPr>
-            <w:tcW w:w="2391" w:type="dxa"/>
-          </w:tcPr>
-          <w:p>
-            <w:pPr>
-              <w:rPr>
-                <w:spacing w:val="-2"/>
-                <w:sz w:val="24"/>
-              </w:rPr>
-            </w:pPr>
-            <w:r>
-              <w:rPr>
-                <w:spacing w:val="-2"/>
-                <w:sz w:val="24"/>
-              </w:rPr>
-              <w:lastRenderedPageBreak/>
-              <w:t>неудовлетворительно</w:t>
-            </w:r>
-          </w:p>
-        </w:tc>
-        <w:tc>
-          <w:tcPr>
-            <w:tcW w:w="3274" w:type="dxa"/>
-          </w:tcPr>
-          <w:p>
-            <w:pPr>
-              <w:rPr>
-                <w:i/>
-                <w:color w:val="FF0000"/>
-                <w:sz w:val="24"/>
-                <w:szCs w:val="24"/>
-              </w:rPr>
-            </w:pPr>
-            <w:r>
-              <w:rPr>
-                <w:highlight w:val="yellow"/>
-              </w:rPr>
-              <w:t>{{ competence_parents }}</w:t>
-            </w:r>
-          </w:p>
-        </w:tc>
-        <w:tc>
-          <w:tcPr>
-            <w:tcW w:w="4246" w:type="dxa"/>
-          </w:tcPr>
-          <w:p>
-            <w:pPr>
-              <w:spacing w:line="276" w:lineRule="auto"/>
-              <w:rPr>
-                <w:spacing w:val="-2"/>
-                <w:sz w:val="24"/>
-              </w:rPr>
-            </w:pPr>
-            <w:r>
-              <w:rPr>
-                <w:spacing w:val="-2"/>
-                <w:sz w:val="24"/>
-                <w:highlight w:val="yellow"/>
-              </w:rPr>
-              <w:t>Не демонстрирует следующие результаты обучения:</w:t>
-            </w:r>
-          </w:p>
-          <w:p>
-            <w:pPr>
-              <w:rPr>
-                <w:spacing w:val="-2"/>
-                <w:sz w:val="24"/>
-              </w:rPr>
-            </w:pPr>
-            <w:r>
-              <w:rPr>
-                <w:spacing w:val="-2"/>
-                <w:sz w:val="24"/>
-                <w:highlight w:val="yellow"/>
-              </w:rPr>
-              <w:t>Знает…</w:t>
-            </w:r>
-          </w:p>
-          <w:p>
-            <w:pPr>
-              <w:rPr>
-                <w:spacing w:val="-2"/>
-                <w:sz w:val="24"/>
-              </w:rPr>
-            </w:pPr>
-            <w:r>
-              <w:rPr>
-                <w:spacing w:val="-2"/>
-                <w:sz w:val="24"/>
-                <w:highlight w:val="yellow"/>
-              </w:rPr>
-              <w:t>Умеет …</w:t>
-            </w:r>
-          </w:p>
-          <w:p>
-            <w:pPr>
-              <w:rPr>
-                <w:spacing w:val="-2"/>
-                <w:sz w:val="24"/>
-              </w:rPr>
-            </w:pPr>
-            <w:r>
-              <w:rPr>
-                <w:spacing w:val="-2"/>
-                <w:sz w:val="24"/>
-                <w:highlight w:val="yellow"/>
-              </w:rPr>
-              <w:t>Владеет …</w:t>
+              <w:t>{{ outcomes_2 }}</w:t>
             </w:r>
           </w:p>
         </w:tc>

--- a/templates/rpd_2026_tagged.docx
+++ b/templates/rpd_2026_tagged.docx
@@ -991,7 +991,7 @@
         </w:rPr>
       </w:pPr>
       <w:r>
-        <w:t>{{ competencies }}</w:t>
+        <w:t>{{p competencies }}</w:t>
       </w:r>
     </w:p>
     <w:p>
@@ -1051,7 +1051,7 @@
         </w:rPr>
       </w:pPr>
       <w:r>
-        <w:t>{{ indicators }}</w:t>
+        <w:t>{{p indicators }}</w:t>
       </w:r>
     </w:p>
     <w:p>
@@ -2491,7 +2491,7 @@
         </w:rPr>
       </w:pPr>
       <w:r>
-        <w:t>{{ thematic_plan }}</w:t>
+        <w:t>{{p thematic_plan }}</w:t>
       </w:r>
     </w:p>
     <w:p>
@@ -3674,7 +3674,7 @@
         </w:rPr>
       </w:pPr>
       <w:r>
-        <w:t>{{ literature_main }}</w:t>
+        <w:t>{{p literature_main }}</w:t>
       </w:r>
     </w:p>
     <w:p>
@@ -3715,7 +3715,7 @@
         </w:rPr>
       </w:pPr>
       <w:r>
-        <w:t>{{ literature_extra }}</w:t>
+        <w:t>{{p literature_extra }}</w:t>
       </w:r>
     </w:p>
     <w:p>
@@ -3777,7 +3777,7 @@
         </w:rPr>
       </w:pPr>
       <w:r>
-        <w:t>{{ internet_resources }}</w:t>
+        <w:t>{{p internet_resources }}</w:t>
       </w:r>
     </w:p>
     <w:p>

--- a/templates/rpd_2026_tagged.docx
+++ b/templates/rpd_2026_tagged.docx
@@ -2443,6 +2443,12 @@
                 <w:sz w:val="24"/>
               </w:rPr>
             </w:pPr>
+            <w:r>
+              <w:rPr>
+                <w:highlight w:val="yellow"/>
+              </w:rPr>
+              <w:t>{{ control_kind }}</w:t>
+            </w:r>
           </w:p>
         </w:tc>
       </w:tr>

--- a/templates/rpd_2026_tagged.docx
+++ b/templates/rpd_2026_tagged.docx
@@ -388,10 +388,16 @@
         </w:rPr>
       </w:pPr>
       <w:r>
+        <w:rPr>
+          <w:sz w:val="24"/>
+          <w:szCs w:val="24"/>
+        </w:rPr>
         <w:t xml:space="preserve">заседания кафедры </w:t>
       </w:r>
       <w:r>
         <w:rPr>
+          <w:sz w:val="24"/>
+          <w:szCs w:val="24"/>
           <w:highlight w:val="yellow"/>
         </w:rPr>
         <w:t>{{ department_name }}</w:t>
@@ -410,7 +416,12 @@
           <w:u w:val="single"/>
         </w:rPr>
       </w:pPr>
-      <w:r/>
+      <w:r>
+        <w:rPr>
+          <w:sz w:val="24"/>
+          <w:szCs w:val="24"/>
+        </w:rPr>
+      </w:r>
     </w:p>
     <w:p>
       <w:pPr>
@@ -451,6 +462,9 @@
       </w:pPr>
       <w:r>
         <w:rPr>
+          <w:b/>
+          <w:sz w:val="24"/>
+          <w:szCs w:val="24"/>
           <w:highlight w:val="yellow"/>
         </w:rPr>
         <w:t>{{ index }} {{ name }}</w:t>
@@ -570,10 +584,16 @@
         </w:rPr>
       </w:pPr>
       <w:r>
+        <w:rPr>
+          <w:sz w:val="24"/>
+          <w:szCs w:val="24"/>
+        </w:rPr>
         <w:t xml:space="preserve">по направлению подготовки </w:t>
       </w:r>
       <w:r>
         <w:rPr>
+          <w:sz w:val="24"/>
+          <w:szCs w:val="24"/>
           <w:highlight w:val="yellow"/>
         </w:rPr>
         <w:t>{{ direction }}</w:t>
@@ -624,10 +644,16 @@
         </w:rPr>
       </w:pPr>
       <w:r>
+        <w:rPr>
+          <w:sz w:val="24"/>
+          <w:szCs w:val="24"/>
+        </w:rPr>
         <w:t xml:space="preserve">направленности (профиля) </w:t>
       </w:r>
       <w:r>
         <w:rPr>
+          <w:sz w:val="24"/>
+          <w:szCs w:val="24"/>
           <w:highlight w:val="yellow"/>
         </w:rPr>
         <w:t>{{ profile }}</w:t>
@@ -678,10 +704,16 @@
         </w:rPr>
       </w:pPr>
       <w:r>
+        <w:rPr>
+          <w:sz w:val="24"/>
+          <w:szCs w:val="24"/>
+        </w:rPr>
         <w:t xml:space="preserve">форма обучения </w:t>
       </w:r>
       <w:r>
         <w:rPr>
+          <w:sz w:val="24"/>
+          <w:szCs w:val="24"/>
           <w:highlight w:val="yellow"/>
         </w:rPr>
         <w:t>{{ form_study }}</w:t>
@@ -855,7 +887,13 @@
           <w:szCs w:val="24"/>
         </w:rPr>
       </w:pPr>
-      <w:r/>
+      <w:r>
+        <w:rPr>
+          <w:i/>
+          <w:sz w:val="24"/>
+          <w:szCs w:val="24"/>
+        </w:rPr>
+      </w:r>
     </w:p>
     <w:p>
       <w:pPr>
@@ -991,6 +1029,11 @@
         </w:rPr>
       </w:pPr>
       <w:r>
+        <w:rPr>
+          <w:i/>
+          <w:sz w:val="24"/>
+          <w:szCs w:val="24"/>
+        </w:rPr>
         <w:t>{{p competencies }}</w:t>
       </w:r>
     </w:p>
@@ -1013,7 +1056,13 @@
           <w:szCs w:val="24"/>
         </w:rPr>
       </w:pPr>
-      <w:r/>
+      <w:r>
+        <w:rPr>
+          <w:iCs/>
+          <w:sz w:val="24"/>
+          <w:szCs w:val="24"/>
+        </w:rPr>
+      </w:r>
     </w:p>
     <w:p>
       <w:pPr>
@@ -1051,6 +1100,11 @@
         </w:rPr>
       </w:pPr>
       <w:r>
+        <w:rPr>
+          <w:i/>
+          <w:sz w:val="24"/>
+          <w:szCs w:val="24"/>
+        </w:rPr>
         <w:t>{{p indicators }}</w:t>
       </w:r>
     </w:p>
@@ -1063,7 +1117,13 @@
           <w:szCs w:val="24"/>
         </w:rPr>
       </w:pPr>
-      <w:r/>
+      <w:r>
+        <w:rPr>
+          <w:iCs/>
+          <w:sz w:val="24"/>
+          <w:szCs w:val="24"/>
+        </w:rPr>
+      </w:r>
     </w:p>
     <w:p>
       <w:pPr>
@@ -1149,7 +1209,13 @@
           <w:szCs w:val="24"/>
         </w:rPr>
       </w:pPr>
-      <w:r/>
+      <w:r>
+        <w:rPr>
+          <w:i/>
+          <w:sz w:val="24"/>
+          <w:szCs w:val="24"/>
+        </w:rPr>
+      </w:r>
     </w:p>
     <w:p>
       <w:pPr>
@@ -2497,6 +2563,9 @@
         </w:rPr>
       </w:pPr>
       <w:r>
+        <w:rPr>
+          <w:sz w:val="24"/>
+        </w:rPr>
         <w:t>{{p thematic_plan }}</w:t>
       </w:r>
     </w:p>
@@ -3090,7 +3159,13 @@
                 <w:lang w:val="ru-RU"/>
               </w:rPr>
             </w:pPr>
-            <w:r/>
+            <w:r>
+              <w:rPr>
+                <w:i/>
+                <w:sz w:val="24"/>
+                <w:lang w:val="ru-RU"/>
+              </w:rPr>
+            </w:r>
           </w:p>
         </w:tc>
         <w:tc>
@@ -3531,7 +3606,12 @@
           <w:szCs w:val="24"/>
         </w:rPr>
       </w:pPr>
-      <w:r/>
+      <w:r>
+        <w:rPr>
+          <w:sz w:val="24"/>
+          <w:szCs w:val="24"/>
+        </w:rPr>
+      </w:r>
     </w:p>
     <w:p>
       <w:pPr>
@@ -3680,6 +3760,12 @@
         </w:rPr>
       </w:pPr>
       <w:r>
+        <w:rPr>
+          <w:i/>
+          <w:sz w:val="24"/>
+          <w:szCs w:val="24"/>
+          <w:lang w:eastAsia="ru-RU"/>
+        </w:rPr>
         <w:t>{{p literature_main }}</w:t>
       </w:r>
     </w:p>
@@ -3721,6 +3807,12 @@
         </w:rPr>
       </w:pPr>
       <w:r>
+        <w:rPr>
+          <w:i/>
+          <w:sz w:val="24"/>
+          <w:szCs w:val="24"/>
+          <w:lang w:eastAsia="ru-RU"/>
+        </w:rPr>
         <w:t>{{p literature_extra }}</w:t>
       </w:r>
     </w:p>
@@ -3783,6 +3875,12 @@
         </w:rPr>
       </w:pPr>
       <w:r>
+        <w:rPr>
+          <w:i/>
+          <w:sz w:val="24"/>
+          <w:szCs w:val="24"/>
+          <w:lang w:eastAsia="ru-RU"/>
+        </w:rPr>
         <w:t>{{p internet_resources }}</w:t>
       </w:r>
     </w:p>
@@ -8159,7 +8257,12 @@
           <w:szCs w:val="24"/>
         </w:rPr>
       </w:pPr>
-      <w:r/>
+      <w:r>
+        <w:rPr>
+          <w:sz w:val="24"/>
+          <w:szCs w:val="24"/>
+        </w:rPr>
+      </w:r>
     </w:p>
     <w:p>
       <w:pPr>
@@ -8289,6 +8392,9 @@
             </w:pPr>
             <w:r>
               <w:rPr>
+                <w:i/>
+                <w:sz w:val="24"/>
+                <w:szCs w:val="24"/>
                 <w:highlight w:val="yellow"/>
               </w:rPr>
               <w:t>{{ competence_parents }}</w:t>
@@ -8362,6 +8468,9 @@
             </w:pPr>
             <w:r>
               <w:rPr>
+                <w:i/>
+                <w:sz w:val="24"/>
+                <w:szCs w:val="24"/>
                 <w:highlight w:val="yellow"/>
               </w:rPr>
               <w:t>{{ competence_parents }}</w:t>
@@ -8435,6 +8544,9 @@
             </w:pPr>
             <w:r>
               <w:rPr>
+                <w:i/>
+                <w:sz w:val="24"/>
+                <w:szCs w:val="24"/>
                 <w:highlight w:val="yellow"/>
               </w:rPr>
               <w:t>{{ competence_parents }}</w:t>
@@ -8518,6 +8630,9 @@
             </w:pPr>
             <w:r>
               <w:rPr>
+                <w:i/>
+                <w:sz w:val="24"/>
+                <w:szCs w:val="24"/>
                 <w:highlight w:val="yellow"/>
               </w:rPr>
               <w:t>{{ competence_parents }}</w:t>

--- a/templates/rpd_2026_tagged.docx
+++ b/templates/rpd_2026_tagged.docx
@@ -398,205 +398,209 @@
         <w:rPr>
           <w:sz w:val="24"/>
           <w:szCs w:val="24"/>
+          <w:u w:val="single"/>
+        </w:rPr>
+        <w:t xml:space="preserve">  </w:t>
+      </w:r>
+      <w:r>
+        <w:rPr>
+          <w:sz w:val="24"/>
+          <w:szCs w:val="24"/>
           <w:highlight w:val="yellow"/>
+          <w:u w:val="single"/>
         </w:rPr>
         <w:t>{{ department_name }}</w:t>
+      </w:r>
+      <w:r>
+        <w:rPr>
+          <w:sz w:val="24"/>
+          <w:szCs w:val="24"/>
+          <w:u w:val="single"/>
+        </w:rPr>
+        <w:tab/>
+        <w:t xml:space="preserve"> </w:t>
       </w:r>
     </w:p>
     <w:p>
       <w:pPr>
+        <w:pStyle w:val="a3"/>
+      </w:pPr>
+    </w:p>
+    <w:p>
+      <w:pPr>
+        <w:pStyle w:val="a3"/>
+      </w:pPr>
+    </w:p>
+    <w:p>
+      <w:pPr>
+        <w:pStyle w:val="a3"/>
+        <w:spacing w:before="251"/>
+      </w:pPr>
+    </w:p>
+    <w:p>
+      <w:pPr>
+        <w:spacing w:before="1" w:line="254" w:lineRule="auto"/>
+        <w:ind w:left="1310" w:right="719"/>
+        <w:jc w:val="center"/>
+        <w:rPr>
+          <w:b/>
+          <w:sz w:val="24"/>
+          <w:szCs w:val="24"/>
+        </w:rPr>
+      </w:pPr>
+      <w:r>
+        <w:rPr>
+          <w:b/>
+          <w:sz w:val="24"/>
+          <w:szCs w:val="24"/>
+          <w:highlight w:val="yellow"/>
+        </w:rPr>
+        <w:t>{{ index }} {{ name }}</w:t>
+      </w:r>
+    </w:p>
+    <w:p>
+      <w:pPr>
+        <w:spacing w:before="4"/>
+        <w:ind w:left="1313" w:right="719"/>
+        <w:jc w:val="center"/>
+        <w:rPr>
+          <w:spacing w:val="-5"/>
+          <w:sz w:val="24"/>
+          <w:szCs w:val="24"/>
+        </w:rPr>
+      </w:pPr>
+      <w:r>
+        <w:rPr>
+          <w:sz w:val="24"/>
+          <w:szCs w:val="24"/>
+        </w:rPr>
+        <w:t>р</w:t>
+      </w:r>
+      <w:r>
+        <w:rPr>
+          <w:sz w:val="24"/>
+          <w:szCs w:val="24"/>
+        </w:rPr>
+        <w:t>абочая</w:t>
+      </w:r>
+      <w:r>
+        <w:rPr>
+          <w:spacing w:val="-5"/>
+          <w:sz w:val="24"/>
+          <w:szCs w:val="24"/>
+        </w:rPr>
+        <w:t xml:space="preserve"> </w:t>
+      </w:r>
+      <w:r>
+        <w:rPr>
+          <w:spacing w:val="-2"/>
+          <w:sz w:val="24"/>
+          <w:szCs w:val="24"/>
+        </w:rPr>
+        <w:t>программа</w:t>
+      </w:r>
+      <w:r>
+        <w:rPr>
+          <w:spacing w:val="-2"/>
+          <w:sz w:val="24"/>
+          <w:szCs w:val="24"/>
+        </w:rPr>
+        <w:t xml:space="preserve"> </w:t>
+      </w:r>
+      <w:r>
+        <w:rPr>
+          <w:sz w:val="24"/>
+          <w:szCs w:val="24"/>
+        </w:rPr>
+        <w:t>для</w:t>
+      </w:r>
+      <w:r>
+        <w:rPr>
+          <w:spacing w:val="-5"/>
+          <w:sz w:val="24"/>
+          <w:szCs w:val="24"/>
+        </w:rPr>
+        <w:t xml:space="preserve"> </w:t>
+      </w:r>
+      <w:r>
+        <w:rPr>
+          <w:sz w:val="24"/>
+          <w:szCs w:val="24"/>
+        </w:rPr>
+        <w:t>обучающихся</w:t>
+      </w:r>
+      <w:r>
+        <w:rPr>
+          <w:spacing w:val="-5"/>
+          <w:sz w:val="24"/>
+          <w:szCs w:val="24"/>
+        </w:rPr>
+        <w:t xml:space="preserve"> </w:t>
+      </w:r>
+    </w:p>
+    <w:p>
+      <w:pPr>
+        <w:spacing w:before="26" w:line="256" w:lineRule="auto"/>
+        <w:ind w:left="2694" w:right="719"/>
+        <w:rPr>
+          <w:sz w:val="24"/>
+          <w:szCs w:val="24"/>
+        </w:rPr>
+      </w:pPr>
+    </w:p>
+    <w:p>
+      <w:pPr>
+        <w:spacing w:before="26" w:line="256" w:lineRule="auto"/>
+        <w:ind w:left="2694" w:right="719"/>
+        <w:rPr>
+          <w:sz w:val="24"/>
+          <w:szCs w:val="24"/>
+        </w:rPr>
+      </w:pPr>
+    </w:p>
+    <w:p>
+      <w:pPr>
+        <w:spacing w:line="320" w:lineRule="exact"/>
+        <w:ind w:left="567" w:right="-2"/>
+        <w:rPr>
+          <w:sz w:val="24"/>
+          <w:szCs w:val="24"/>
+        </w:rPr>
         <w:tabs>
           <w:tab w:val="right" w:pos="9638"/>
         </w:tabs>
-        <w:spacing w:line="256" w:lineRule="auto"/>
-        <w:ind w:left="5103"/>
+      </w:pPr>
+      <w:r>
+        <w:rPr>
+          <w:sz w:val="24"/>
+          <w:szCs w:val="24"/>
+        </w:rPr>
+        <w:t xml:space="preserve">по направлению подготовки </w:t>
+      </w:r>
+      <w:r>
         <w:rPr>
           <w:sz w:val="24"/>
           <w:szCs w:val="24"/>
           <w:u w:val="single"/>
         </w:rPr>
-      </w:pPr>
-      <w:r>
-        <w:rPr>
-          <w:sz w:val="24"/>
-          <w:szCs w:val="24"/>
-        </w:rPr>
-      </w:r>
-    </w:p>
-    <w:p>
-      <w:pPr>
-        <w:pStyle w:val="a3"/>
-      </w:pPr>
-    </w:p>
-    <w:p>
-      <w:pPr>
-        <w:pStyle w:val="a3"/>
-      </w:pPr>
-    </w:p>
-    <w:p>
-      <w:pPr>
-        <w:pStyle w:val="a3"/>
-      </w:pPr>
-    </w:p>
-    <w:p>
-      <w:pPr>
-        <w:pStyle w:val="a3"/>
-      </w:pPr>
-    </w:p>
-    <w:p>
-      <w:pPr>
-        <w:pStyle w:val="a3"/>
-        <w:spacing w:before="251"/>
-      </w:pPr>
-    </w:p>
-    <w:p>
-      <w:pPr>
-        <w:spacing w:before="1" w:line="254" w:lineRule="auto"/>
-        <w:ind w:left="1310" w:right="719"/>
-        <w:jc w:val="center"/>
-        <w:rPr>
-          <w:b/>
-          <w:sz w:val="24"/>
-          <w:szCs w:val="24"/>
-        </w:rPr>
-      </w:pPr>
-      <w:r>
-        <w:rPr>
-          <w:b/>
+        <w:t xml:space="preserve"> </w:t>
+      </w:r>
+      <w:r>
+        <w:rPr>
           <w:sz w:val="24"/>
           <w:szCs w:val="24"/>
           <w:highlight w:val="yellow"/>
-        </w:rPr>
-        <w:t>{{ index }} {{ name }}</w:t>
-      </w:r>
-    </w:p>
-    <w:p>
-      <w:pPr>
-        <w:spacing w:before="4"/>
-        <w:ind w:left="1313" w:right="719"/>
-        <w:jc w:val="center"/>
-        <w:rPr>
-          <w:spacing w:val="-5"/>
-          <w:sz w:val="24"/>
-          <w:szCs w:val="24"/>
-        </w:rPr>
-      </w:pPr>
-      <w:r>
-        <w:rPr>
-          <w:sz w:val="24"/>
-          <w:szCs w:val="24"/>
-        </w:rPr>
-        <w:t>р</w:t>
-      </w:r>
-      <w:r>
-        <w:rPr>
-          <w:sz w:val="24"/>
-          <w:szCs w:val="24"/>
-        </w:rPr>
-        <w:t>абочая</w:t>
-      </w:r>
-      <w:r>
-        <w:rPr>
-          <w:spacing w:val="-5"/>
-          <w:sz w:val="24"/>
-          <w:szCs w:val="24"/>
-        </w:rPr>
-        <w:t xml:space="preserve"> </w:t>
-      </w:r>
-      <w:r>
-        <w:rPr>
-          <w:spacing w:val="-2"/>
-          <w:sz w:val="24"/>
-          <w:szCs w:val="24"/>
-        </w:rPr>
-        <w:t>программа</w:t>
-      </w:r>
-      <w:r>
-        <w:rPr>
-          <w:spacing w:val="-2"/>
-          <w:sz w:val="24"/>
-          <w:szCs w:val="24"/>
-        </w:rPr>
-        <w:t xml:space="preserve"> </w:t>
-      </w:r>
-      <w:r>
-        <w:rPr>
-          <w:sz w:val="24"/>
-          <w:szCs w:val="24"/>
-        </w:rPr>
-        <w:t>для</w:t>
-      </w:r>
-      <w:r>
-        <w:rPr>
-          <w:spacing w:val="-5"/>
-          <w:sz w:val="24"/>
-          <w:szCs w:val="24"/>
-        </w:rPr>
-        <w:t xml:space="preserve"> </w:t>
-      </w:r>
-      <w:r>
-        <w:rPr>
-          <w:sz w:val="24"/>
-          <w:szCs w:val="24"/>
-        </w:rPr>
-        <w:t>обучающихся</w:t>
-      </w:r>
-      <w:r>
-        <w:rPr>
-          <w:spacing w:val="-5"/>
-          <w:sz w:val="24"/>
-          <w:szCs w:val="24"/>
-        </w:rPr>
-        <w:t xml:space="preserve"> </w:t>
-      </w:r>
-    </w:p>
-    <w:p>
-      <w:pPr>
-        <w:spacing w:before="26" w:line="256" w:lineRule="auto"/>
-        <w:ind w:left="2694" w:right="719"/>
-        <w:rPr>
-          <w:sz w:val="24"/>
-          <w:szCs w:val="24"/>
-        </w:rPr>
-      </w:pPr>
-    </w:p>
-    <w:p>
-      <w:pPr>
-        <w:spacing w:before="26" w:line="256" w:lineRule="auto"/>
-        <w:ind w:left="2694" w:right="719"/>
-        <w:rPr>
-          <w:sz w:val="24"/>
-          <w:szCs w:val="24"/>
-        </w:rPr>
-      </w:pPr>
-    </w:p>
-    <w:p>
-      <w:pPr>
-        <w:tabs>
-          <w:tab w:val="left" w:pos="5670"/>
-          <w:tab w:val="right" w:pos="8080"/>
-        </w:tabs>
-        <w:spacing w:line="320" w:lineRule="exact"/>
-        <w:ind w:left="567" w:right="-2"/>
-        <w:rPr>
-          <w:sz w:val="24"/>
-          <w:szCs w:val="24"/>
-        </w:rPr>
-      </w:pPr>
-      <w:r>
-        <w:rPr>
-          <w:sz w:val="24"/>
-          <w:szCs w:val="24"/>
-        </w:rPr>
-        <w:t xml:space="preserve">по направлению подготовки </w:t>
-      </w:r>
-      <w:r>
-        <w:rPr>
-          <w:sz w:val="24"/>
-          <w:szCs w:val="24"/>
-          <w:highlight w:val="yellow"/>
+          <w:u w:val="single"/>
         </w:rPr>
         <w:t>{{ direction }}</w:t>
+      </w:r>
+      <w:r>
+        <w:rPr>
+          <w:sz w:val="24"/>
+          <w:szCs w:val="24"/>
+          <w:u w:val="single"/>
+        </w:rPr>
+        <w:tab/>
       </w:r>
     </w:p>
     <w:p>
@@ -632,16 +636,15 @@
     </w:p>
     <w:p>
       <w:pPr>
-        <w:tabs>
-          <w:tab w:val="left" w:pos="6663"/>
-          <w:tab w:val="right" w:pos="8080"/>
-        </w:tabs>
         <w:spacing w:line="320" w:lineRule="exact"/>
         <w:ind w:left="567" w:right="-2"/>
         <w:rPr>
           <w:sz w:val="24"/>
           <w:szCs w:val="24"/>
         </w:rPr>
+        <w:tabs>
+          <w:tab w:val="right" w:pos="9638"/>
+        </w:tabs>
       </w:pPr>
       <w:r>
         <w:rPr>
@@ -655,8 +658,17 @@
           <w:sz w:val="24"/>
           <w:szCs w:val="24"/>
           <w:highlight w:val="yellow"/>
+          <w:u w:val="single"/>
         </w:rPr>
         <w:t>{{ profile }}</w:t>
+      </w:r>
+      <w:r>
+        <w:rPr>
+          <w:sz w:val="24"/>
+          <w:szCs w:val="24"/>
+          <w:u w:val="single"/>
+        </w:rPr>
+        <w:tab/>
       </w:r>
     </w:p>
     <w:p>
@@ -691,10 +703,6 @@
     </w:p>
     <w:p>
       <w:pPr>
-        <w:tabs>
-          <w:tab w:val="left" w:pos="5670"/>
-          <w:tab w:val="right" w:pos="8080"/>
-        </w:tabs>
         <w:spacing w:line="320" w:lineRule="exact"/>
         <w:ind w:left="567" w:right="-2"/>
         <w:rPr>
@@ -702,6 +710,9 @@
           <w:sz w:val="24"/>
           <w:szCs w:val="24"/>
         </w:rPr>
+        <w:tabs>
+          <w:tab w:val="right" w:pos="9638"/>
+        </w:tabs>
       </w:pPr>
       <w:r>
         <w:rPr>
@@ -714,9 +725,26 @@
         <w:rPr>
           <w:sz w:val="24"/>
           <w:szCs w:val="24"/>
+          <w:u w:val="single"/>
+        </w:rPr>
+        <w:t xml:space="preserve">  </w:t>
+      </w:r>
+      <w:r>
+        <w:rPr>
+          <w:sz w:val="24"/>
+          <w:szCs w:val="24"/>
           <w:highlight w:val="yellow"/>
-        </w:rPr>
-        <w:t>{{ form_study }}</w:t>
+          <w:u w:val="single"/>
+        </w:rPr>
+        <w:t xml:space="preserve">{{ form_study }}  </w:t>
+      </w:r>
+      <w:r>
+        <w:rPr>
+          <w:sz w:val="24"/>
+          <w:szCs w:val="24"/>
+          <w:u w:val="single"/>
+        </w:rPr>
+        <w:tab/>
       </w:r>
     </w:p>
     <w:p>
@@ -816,210 +844,239 @@
     </w:p>
     <w:p>
       <w:pPr>
-        <w:rPr>
-          <w:sz w:val="24"/>
-          <w:szCs w:val="24"/>
-        </w:rPr>
-      </w:pPr>
+        <w:jc w:val="center"/>
+        <w:rPr>
+          <w:sz w:val="24"/>
+          <w:szCs w:val="24"/>
+        </w:rPr>
+      </w:pPr>
+      <w:r>
+        <w:rPr>
+          <w:sz w:val="24"/>
+          <w:szCs w:val="24"/>
+        </w:rPr>
+        <w:t>Москва, 202</w:t>
+      </w:r>
+      <w:r>
+        <w:rPr>
+          <w:sz w:val="24"/>
+          <w:szCs w:val="24"/>
+        </w:rPr>
+        <w:t>6</w:t>
+      </w:r>
+      <w:r>
+        <w:rPr>
+          <w:sz w:val="24"/>
+          <w:szCs w:val="24"/>
+        </w:rPr>
+        <w:br w:type="page"/>
+      </w:r>
     </w:p>
     <w:p>
       <w:pPr>
-        <w:rPr>
-          <w:sz w:val="24"/>
-          <w:szCs w:val="24"/>
-        </w:rPr>
-      </w:pPr>
+        <w:pageBreakBefore/>
+        <w:rPr>
+          <w:b/>
+          <w:sz w:val="24"/>
+          <w:szCs w:val="24"/>
+        </w:rPr>
+      </w:pPr>
+      <w:r>
+        <w:rPr>
+          <w:b/>
+          <w:sz w:val="24"/>
+          <w:szCs w:val="24"/>
+        </w:rPr>
+        <w:lastRenderedPageBreak/>
+        <w:t>1. Цели освоения дисциплины</w:t>
+      </w:r>
     </w:p>
     <w:p>
       <w:pPr>
-        <w:jc w:val="center"/>
-        <w:rPr>
-          <w:sz w:val="24"/>
-          <w:szCs w:val="24"/>
-        </w:rPr>
-      </w:pPr>
-      <w:r>
-        <w:rPr>
-          <w:sz w:val="24"/>
-          <w:szCs w:val="24"/>
-        </w:rPr>
-        <w:t>Москва, 202</w:t>
-      </w:r>
-      <w:r>
-        <w:rPr>
-          <w:sz w:val="24"/>
-          <w:szCs w:val="24"/>
-        </w:rPr>
-        <w:t>6</w:t>
-      </w:r>
-      <w:r>
-        <w:rPr>
-          <w:sz w:val="24"/>
-          <w:szCs w:val="24"/>
-        </w:rPr>
-        <w:br w:type="page"/>
+        <w:rPr>
+          <w:i/>
+          <w:color w:val="FF0000"/>
+          <w:sz w:val="24"/>
+          <w:szCs w:val="24"/>
+        </w:rPr>
+      </w:pPr>
+      <w:r>
+        <w:rPr>
+          <w:i/>
+          <w:sz w:val="24"/>
+          <w:szCs w:val="24"/>
+        </w:rPr>
       </w:r>
     </w:p>
     <w:p>
       <w:pPr>
         <w:rPr>
-          <w:b/>
-          <w:sz w:val="24"/>
-          <w:szCs w:val="24"/>
-        </w:rPr>
-      </w:pPr>
-      <w:r>
-        <w:rPr>
-          <w:b/>
-          <w:sz w:val="24"/>
-          <w:szCs w:val="24"/>
-        </w:rPr>
-        <w:lastRenderedPageBreak/>
-        <w:t>1. Цели освоения дисциплины</w:t>
-      </w:r>
+          <w:sz w:val="24"/>
+          <w:szCs w:val="24"/>
+        </w:rPr>
+      </w:pPr>
     </w:p>
     <w:p>
       <w:pPr>
         <w:rPr>
-          <w:i/>
-          <w:color w:val="FF0000"/>
-          <w:sz w:val="24"/>
-          <w:szCs w:val="24"/>
-        </w:rPr>
-      </w:pPr>
-      <w:r>
-        <w:rPr>
-          <w:i/>
-          <w:sz w:val="24"/>
-          <w:szCs w:val="24"/>
-        </w:rPr>
+          <w:b/>
+          <w:spacing w:val="-2"/>
+          <w:sz w:val="24"/>
+        </w:rPr>
+      </w:pPr>
+      <w:r>
+        <w:rPr>
+          <w:b/>
+          <w:spacing w:val="-2"/>
+          <w:sz w:val="24"/>
+        </w:rPr>
+        <w:t>2. Планируемые результаты освоения дисциплины</w:t>
       </w:r>
     </w:p>
     <w:p>
       <w:pPr>
         <w:rPr>
-          <w:sz w:val="24"/>
-          <w:szCs w:val="24"/>
-        </w:rPr>
-      </w:pPr>
+          <w:spacing w:val="-2"/>
+          <w:sz w:val="24"/>
+        </w:rPr>
+      </w:pPr>
+      <w:r>
+        <w:rPr>
+          <w:spacing w:val="-2"/>
+          <w:sz w:val="24"/>
+        </w:rPr>
+        <w:t>Компетенции</w:t>
+      </w:r>
+      <w:r>
+        <w:rPr>
+          <w:spacing w:val="-1"/>
+          <w:sz w:val="24"/>
+        </w:rPr>
+        <w:t xml:space="preserve"> </w:t>
+      </w:r>
+      <w:r>
+        <w:rPr>
+          <w:spacing w:val="-2"/>
+          <w:sz w:val="24"/>
+        </w:rPr>
+        <w:t>обучающегося,</w:t>
+      </w:r>
+      <w:r>
+        <w:rPr>
+          <w:spacing w:val="3"/>
+          <w:sz w:val="24"/>
+        </w:rPr>
+        <w:t xml:space="preserve"> </w:t>
+      </w:r>
+      <w:r>
+        <w:rPr>
+          <w:spacing w:val="-2"/>
+          <w:sz w:val="24"/>
+        </w:rPr>
+        <w:t>формируемые</w:t>
+      </w:r>
+      <w:r>
+        <w:rPr>
+          <w:spacing w:val="-1"/>
+          <w:sz w:val="24"/>
+        </w:rPr>
+        <w:t xml:space="preserve"> </w:t>
+      </w:r>
+      <w:r>
+        <w:rPr>
+          <w:spacing w:val="-2"/>
+          <w:sz w:val="24"/>
+        </w:rPr>
+        <w:t>в</w:t>
+      </w:r>
+      <w:r>
+        <w:rPr>
+          <w:spacing w:val="2"/>
+          <w:sz w:val="24"/>
+        </w:rPr>
+        <w:t xml:space="preserve"> </w:t>
+      </w:r>
+      <w:r>
+        <w:rPr>
+          <w:spacing w:val="-2"/>
+          <w:sz w:val="24"/>
+        </w:rPr>
+        <w:t>результате</w:t>
+      </w:r>
+      <w:r>
+        <w:rPr>
+          <w:spacing w:val="-1"/>
+          <w:sz w:val="24"/>
+        </w:rPr>
+        <w:t xml:space="preserve"> </w:t>
+      </w:r>
+      <w:r>
+        <w:rPr>
+          <w:spacing w:val="-2"/>
+          <w:sz w:val="24"/>
+        </w:rPr>
+        <w:t>освоения данной</w:t>
+      </w:r>
+      <w:r>
+        <w:rPr>
+          <w:sz w:val="24"/>
+        </w:rPr>
+        <w:t xml:space="preserve"> </w:t>
+      </w:r>
+      <w:r>
+        <w:rPr>
+          <w:spacing w:val="-2"/>
+          <w:sz w:val="24"/>
+        </w:rPr>
+        <w:t>дисциплины:</w:t>
+      </w:r>
     </w:p>
     <w:p>
       <w:pPr>
-        <w:rPr>
-          <w:b/>
-          <w:spacing w:val="-2"/>
-          <w:sz w:val="24"/>
-        </w:rPr>
-      </w:pPr>
-      <w:r>
-        <w:rPr>
-          <w:b/>
-          <w:spacing w:val="-2"/>
-          <w:sz w:val="24"/>
-        </w:rPr>
-        <w:t>2. Планируемые результаты освоения дисциплины</w:t>
+        <w:jc w:val="both"/>
+        <w:rPr>
+          <w:i/>
+          <w:color w:val="EE0000"/>
+          <w:sz w:val="24"/>
+          <w:szCs w:val="24"/>
+        </w:rPr>
+      </w:pPr>
+      <w:r>
+        <w:rPr>
+          <w:i/>
+          <w:sz w:val="24"/>
+          <w:szCs w:val="24"/>
+        </w:rPr>
+        <w:t>{{p competencies }}</w:t>
       </w:r>
     </w:p>
     <w:p>
       <w:pPr>
-        <w:rPr>
-          <w:spacing w:val="-2"/>
-          <w:sz w:val="24"/>
-        </w:rPr>
-      </w:pPr>
-      <w:r>
-        <w:rPr>
-          <w:spacing w:val="-2"/>
-          <w:sz w:val="24"/>
-        </w:rPr>
-        <w:t>Компетенции</w:t>
-      </w:r>
-      <w:r>
-        <w:rPr>
-          <w:spacing w:val="-1"/>
-          <w:sz w:val="24"/>
-        </w:rPr>
-        <w:t xml:space="preserve"> </w:t>
-      </w:r>
-      <w:r>
-        <w:rPr>
-          <w:spacing w:val="-2"/>
-          <w:sz w:val="24"/>
-        </w:rPr>
-        <w:t>обучающегося,</w:t>
-      </w:r>
-      <w:r>
-        <w:rPr>
-          <w:spacing w:val="3"/>
-          <w:sz w:val="24"/>
-        </w:rPr>
-        <w:t xml:space="preserve"> </w:t>
-      </w:r>
-      <w:r>
-        <w:rPr>
-          <w:spacing w:val="-2"/>
-          <w:sz w:val="24"/>
-        </w:rPr>
-        <w:t>формируемые</w:t>
-      </w:r>
-      <w:r>
-        <w:rPr>
-          <w:spacing w:val="-1"/>
-          <w:sz w:val="24"/>
-        </w:rPr>
-        <w:t xml:space="preserve"> </w:t>
-      </w:r>
-      <w:r>
-        <w:rPr>
-          <w:spacing w:val="-2"/>
-          <w:sz w:val="24"/>
-        </w:rPr>
-        <w:t>в</w:t>
-      </w:r>
-      <w:r>
-        <w:rPr>
-          <w:spacing w:val="2"/>
-          <w:sz w:val="24"/>
-        </w:rPr>
-        <w:t xml:space="preserve"> </w:t>
-      </w:r>
-      <w:r>
-        <w:rPr>
-          <w:spacing w:val="-2"/>
-          <w:sz w:val="24"/>
-        </w:rPr>
-        <w:t>результате</w:t>
-      </w:r>
-      <w:r>
-        <w:rPr>
-          <w:spacing w:val="-1"/>
-          <w:sz w:val="24"/>
-        </w:rPr>
-        <w:t xml:space="preserve"> </w:t>
-      </w:r>
-      <w:r>
-        <w:rPr>
-          <w:spacing w:val="-2"/>
-          <w:sz w:val="24"/>
-        </w:rPr>
-        <w:t>освоения данной</w:t>
-      </w:r>
-      <w:r>
-        <w:rPr>
-          <w:sz w:val="24"/>
-        </w:rPr>
-        <w:t xml:space="preserve"> </w:t>
-      </w:r>
-      <w:r>
-        <w:rPr>
-          <w:spacing w:val="-2"/>
-          <w:sz w:val="24"/>
-        </w:rPr>
-        <w:t>дисциплины:</w:t>
-      </w:r>
+        <w:jc w:val="both"/>
+        <w:rPr>
+          <w:iCs/>
+          <w:sz w:val="24"/>
+          <w:szCs w:val="24"/>
+        </w:rPr>
+      </w:pPr>
     </w:p>
     <w:p>
       <w:pPr>
+        <w:rPr>
+          <w:spacing w:val="-2"/>
+          <w:sz w:val="24"/>
+        </w:rPr>
+      </w:pPr>
+      <w:r>
+        <w:rPr>
+          <w:spacing w:val="-2"/>
+          <w:sz w:val="24"/>
+        </w:rPr>
+        <w:t>Индикаторы достижения компетенций, соотнесенные с планируемыми результатами обучения</w:t>
+      </w:r>
+    </w:p>
+    <w:p>
+      <w:pPr>
         <w:jc w:val="both"/>
         <w:rPr>
           <w:i/>
@@ -1034,7 +1091,7 @@
           <w:sz w:val="24"/>
           <w:szCs w:val="24"/>
         </w:rPr>
-        <w:t>{{p competencies }}</w:t>
+        <w:t>{{p indicators }}</w:t>
       </w:r>
     </w:p>
     <w:p>
@@ -1046,92 +1103,13 @@
           <w:szCs w:val="24"/>
         </w:rPr>
       </w:pPr>
-    </w:p>
-    <w:p>
-      <w:pPr>
-        <w:jc w:val="both"/>
+      <w:r>
         <w:rPr>
           <w:iCs/>
           <w:sz w:val="24"/>
           <w:szCs w:val="24"/>
         </w:rPr>
-      </w:pPr>
-      <w:r>
-        <w:rPr>
-          <w:iCs/>
-          <w:sz w:val="24"/>
-          <w:szCs w:val="24"/>
-        </w:rPr>
-      </w:r>
-    </w:p>
-    <w:p>
-      <w:pPr>
-        <w:jc w:val="both"/>
-        <w:rPr>
-          <w:iCs/>
-          <w:sz w:val="24"/>
-          <w:szCs w:val="24"/>
-        </w:rPr>
-      </w:pPr>
-    </w:p>
-    <w:p>
-      <w:pPr>
-        <w:rPr>
-          <w:spacing w:val="-2"/>
-          <w:sz w:val="24"/>
-        </w:rPr>
-      </w:pPr>
-      <w:r>
-        <w:rPr>
-          <w:spacing w:val="-2"/>
-          <w:sz w:val="24"/>
-        </w:rPr>
-        <w:t>Индикаторы достижения компетенций, соотнесенные с планируемыми результатами обучения</w:t>
-      </w:r>
-    </w:p>
-    <w:p>
-      <w:pPr>
-        <w:jc w:val="both"/>
-        <w:rPr>
-          <w:i/>
-          <w:color w:val="EE0000"/>
-          <w:sz w:val="24"/>
-          <w:szCs w:val="24"/>
-        </w:rPr>
-      </w:pPr>
-      <w:r>
-        <w:rPr>
-          <w:i/>
-          <w:sz w:val="24"/>
-          <w:szCs w:val="24"/>
-        </w:rPr>
-        <w:t>{{p indicators }}</w:t>
-      </w:r>
-    </w:p>
-    <w:p>
-      <w:pPr>
-        <w:jc w:val="both"/>
-        <w:rPr>
-          <w:iCs/>
-          <w:sz w:val="24"/>
-          <w:szCs w:val="24"/>
-        </w:rPr>
-      </w:pPr>
-      <w:r>
-        <w:rPr>
-          <w:iCs/>
-          <w:sz w:val="24"/>
-          <w:szCs w:val="24"/>
-        </w:rPr>
-      </w:r>
-    </w:p>
-    <w:p>
-      <w:pPr>
-        <w:rPr>
-          <w:spacing w:val="-2"/>
-          <w:sz w:val="24"/>
-        </w:rPr>
-      </w:pPr>
+      </w:r>
     </w:p>
     <w:p>
       <w:pPr>
@@ -1406,31 +1384,98 @@
         </w:trPr>
         <w:tc>
           <w:tcPr>
-            <w:tcW w:w="5128" w:type="dxa"/>
-            <w:gridSpan w:val="2"/>
-            <w:vMerge/>
-          </w:tcPr>
-          <w:p>
-            <w:pPr>
-              <w:rPr>
-                <w:sz w:val="2"/>
-                <w:szCs w:val="2"/>
-              </w:rPr>
-            </w:pPr>
+            <w:tcW w:w="2564" w:type="dxa"/>
+            <w:vMerge w:val="restart"/>
+          </w:tcPr>
+          <w:p>
+            <w:pPr>
+              <w:pStyle w:val="TableParagraph"/>
+              <w:rPr>
+                <w:b/>
+                <w:sz w:val="24"/>
+              </w:rPr>
+            </w:pPr>
+            <w:r>
+              <w:rPr>
+                <w:b/>
+                <w:sz w:val="24"/>
+              </w:rPr>
+              <w:t>Общая</w:t>
+            </w:r>
+            <w:r>
+              <w:rPr>
+                <w:b/>
+                <w:spacing w:val="-1"/>
+                <w:sz w:val="24"/>
+              </w:rPr>
+              <w:t xml:space="preserve"> </w:t>
+            </w:r>
+            <w:r>
+              <w:rPr>
+                <w:b/>
+                <w:spacing w:val="-2"/>
+                <w:sz w:val="24"/>
+              </w:rPr>
+              <w:t>трудоемкость</w:t>
+            </w:r>
+          </w:p>
+        </w:tc>
+        <w:tc>
+          <w:tcPr>
+            <w:tcW w:w="2564" w:type="dxa"/>
+          </w:tcPr>
+          <w:p>
+            <w:pPr>
+              <w:pStyle w:val="TableParagraph"/>
+              <w:rPr>
+                <w:b/>
+                <w:sz w:val="24"/>
+              </w:rPr>
+            </w:pPr>
+            <w:r>
+              <w:rPr>
+                <w:b/>
+                <w:sz w:val="24"/>
+              </w:rPr>
+              <w:t>зач.</w:t>
+            </w:r>
+            <w:r>
+              <w:rPr>
+                <w:b/>
+                <w:spacing w:val="-2"/>
+                <w:sz w:val="24"/>
+              </w:rPr>
+              <w:t xml:space="preserve"> </w:t>
+            </w:r>
+            <w:r>
+              <w:rPr>
+                <w:b/>
+                <w:spacing w:val="-5"/>
+                <w:sz w:val="24"/>
+              </w:rPr>
+              <w:t>ед.</w:t>
+            </w:r>
           </w:p>
         </w:tc>
         <w:tc>
           <w:tcPr>
             <w:tcW w:w="1956" w:type="dxa"/>
-            <w:vMerge/>
-          </w:tcPr>
-          <w:p>
-            <w:pPr>
-              <w:rPr>
-                <w:sz w:val="2"/>
-                <w:szCs w:val="2"/>
-              </w:rPr>
-            </w:pPr>
+          </w:tcPr>
+          <w:p>
+            <w:pPr>
+              <w:pStyle w:val="TableParagraph"/>
+              <w:ind w:left="7" w:right="2"/>
+              <w:jc w:val="center"/>
+              <w:rPr>
+                <w:sz w:val="24"/>
+              </w:rPr>
+            </w:pPr>
+            <w:r>
+              <w:rPr>
+                <w:highlight w:val="yellow"/>
+              </w:rPr>
+              <w:t>{{ ze }}</w:t>
+            </w:r>
           </w:p>
         </w:tc>
         <w:tc>
@@ -1440,12 +1485,18 @@
           <w:p>
             <w:pPr>
               <w:pStyle w:val="TableParagraph"/>
-              <w:ind w:left="8" w:right="5"/>
+              <w:ind w:left="8" w:right="2"/>
               <w:jc w:val="center"/>
               <w:rPr>
                 <w:sz w:val="24"/>
               </w:rPr>
             </w:pPr>
+            <w:r>
+              <w:rPr>
+                <w:highlight w:val="yellow"/>
+              </w:rPr>
+              <w:t>{{ ze }}</w:t>
+            </w:r>
           </w:p>
         </w:tc>
       </w:tr>
@@ -1456,7 +1507,20 @@
         <w:tc>
           <w:tcPr>
             <w:tcW w:w="2564" w:type="dxa"/>
-            <w:vMerge w:val="restart"/>
+            <w:vMerge/>
+          </w:tcPr>
+          <w:p>
+            <w:pPr>
+              <w:rPr>
+                <w:sz w:val="2"/>
+                <w:szCs w:val="2"/>
+              </w:rPr>
+            </w:pPr>
+          </w:p>
+        </w:tc>
+        <w:tc>
+          <w:tcPr>
+            <w:tcW w:w="2564" w:type="dxa"/>
           </w:tcPr>
           <w:p>
             <w:pPr>
@@ -1466,65 +1530,13 @@
                 <w:sz w:val="24"/>
               </w:rPr>
             </w:pPr>
-            <w:r>
-              <w:rPr>
-                <w:b/>
-                <w:sz w:val="24"/>
-              </w:rPr>
-              <w:t>Общая</w:t>
-            </w:r>
-            <w:r>
-              <w:rPr>
-                <w:b/>
-                <w:spacing w:val="-1"/>
-                <w:sz w:val="24"/>
-              </w:rPr>
-              <w:t xml:space="preserve"> </w:t>
-            </w:r>
             <w:r>
               <w:rPr>
                 <w:b/>
                 <w:spacing w:val="-2"/>
                 <w:sz w:val="24"/>
               </w:rPr>
-              <w:t>трудоемкость</w:t>
-            </w:r>
-          </w:p>
-        </w:tc>
-        <w:tc>
-          <w:tcPr>
-            <w:tcW w:w="2564" w:type="dxa"/>
-          </w:tcPr>
-          <w:p>
-            <w:pPr>
-              <w:pStyle w:val="TableParagraph"/>
-              <w:rPr>
-                <w:b/>
-                <w:sz w:val="24"/>
-              </w:rPr>
-            </w:pPr>
-            <w:r>
-              <w:rPr>
-                <w:b/>
-                <w:sz w:val="24"/>
-              </w:rPr>
-              <w:t>зач.</w:t>
-            </w:r>
-            <w:r>
-              <w:rPr>
-                <w:b/>
-                <w:spacing w:val="-2"/>
-                <w:sz w:val="24"/>
-              </w:rPr>
-              <w:t xml:space="preserve"> </w:t>
-            </w:r>
-            <w:r>
-              <w:rPr>
-                <w:b/>
-                <w:spacing w:val="-5"/>
-                <w:sz w:val="24"/>
-              </w:rPr>
-              <w:t>ед.</w:t>
+              <w:t>ак.ч.</w:t>
             </w:r>
           </w:p>
         </w:tc>
@@ -1545,7 +1557,7 @@
               <w:rPr>
                 <w:highlight w:val="yellow"/>
               </w:rPr>
-              <w:t>{{ ze }}</w:t>
+              <w:t>{{ hours_total }}</w:t>
             </w:r>
           </w:p>
         </w:tc>
@@ -1566,7 +1578,7 @@
               <w:rPr>
                 <w:highlight w:val="yellow"/>
               </w:rPr>
-              <w:t>{{ ze }}</w:t>
+              <w:t>{{ hours_total }}</w:t>
             </w:r>
           </w:p>
         </w:tc>
@@ -1577,79 +1589,29 @@
         </w:trPr>
         <w:tc>
           <w:tcPr>
-            <w:tcW w:w="2564" w:type="dxa"/>
-            <w:vMerge/>
-          </w:tcPr>
-          <w:p>
-            <w:pPr>
-              <w:rPr>
-                <w:sz w:val="2"/>
-                <w:szCs w:val="2"/>
-              </w:rPr>
-            </w:pPr>
-          </w:p>
-        </w:tc>
-        <w:tc>
-          <w:tcPr>
-            <w:tcW w:w="2564" w:type="dxa"/>
+            <w:tcW w:w="9813" w:type="dxa"/>
+            <w:gridSpan w:val="4"/>
           </w:tcPr>
           <w:p>
             <w:pPr>
               <w:pStyle w:val="TableParagraph"/>
-              <w:rPr>
-                <w:b/>
-                <w:sz w:val="24"/>
-              </w:rPr>
-            </w:pPr>
-            <w:r>
-              <w:rPr>
-                <w:b/>
-                <w:spacing w:val="-2"/>
-                <w:sz w:val="24"/>
-              </w:rPr>
-              <w:t>ак.ч.</w:t>
-            </w:r>
-          </w:p>
-        </w:tc>
-        <w:tc>
-          <w:tcPr>
-            <w:tcW w:w="1956" w:type="dxa"/>
-          </w:tcPr>
-          <w:p>
-            <w:pPr>
-              <w:pStyle w:val="TableParagraph"/>
-              <w:ind w:left="7" w:right="2"/>
-              <w:jc w:val="center"/>
-              <w:rPr>
-                <w:sz w:val="24"/>
-              </w:rPr>
-            </w:pPr>
-            <w:r>
-              <w:rPr>
-                <w:highlight w:val="yellow"/>
-              </w:rPr>
-              <w:t>{{ hours_total }}</w:t>
-            </w:r>
-          </w:p>
-        </w:tc>
-        <w:tc>
-          <w:tcPr>
-            <w:tcW w:w="2729" w:type="dxa"/>
-          </w:tcPr>
-          <w:p>
-            <w:pPr>
-              <w:pStyle w:val="TableParagraph"/>
-              <w:ind w:left="8" w:right="2"/>
-              <w:jc w:val="center"/>
-              <w:rPr>
-                <w:sz w:val="24"/>
-              </w:rPr>
-            </w:pPr>
-            <w:r>
-              <w:rPr>
-                <w:highlight w:val="yellow"/>
-              </w:rPr>
-              <w:t>{{ hours_total }}</w:t>
+              <w:spacing w:before="1" w:line="240" w:lineRule="auto"/>
+              <w:rPr>
+                <w:sz w:val="24"/>
+              </w:rPr>
+            </w:pPr>
+            <w:r>
+              <w:rPr>
+                <w:sz w:val="24"/>
+              </w:rPr>
+              <w:t xml:space="preserve">Из </w:t>
+            </w:r>
+            <w:r>
+              <w:rPr>
+                <w:spacing w:val="-4"/>
+                <w:sz w:val="24"/>
+              </w:rPr>
+              <w:t>них:</w:t>
             </w:r>
           </w:p>
         </w:tc>
@@ -1660,29 +1622,75 @@
         </w:trPr>
         <w:tc>
           <w:tcPr>
-            <w:tcW w:w="9813" w:type="dxa"/>
-            <w:gridSpan w:val="4"/>
+            <w:tcW w:w="5128" w:type="dxa"/>
+            <w:gridSpan w:val="2"/>
           </w:tcPr>
           <w:p>
             <w:pPr>
               <w:pStyle w:val="TableParagraph"/>
-              <w:spacing w:before="1" w:line="240" w:lineRule="auto"/>
-              <w:rPr>
-                <w:sz w:val="24"/>
-              </w:rPr>
-            </w:pPr>
-            <w:r>
-              <w:rPr>
-                <w:sz w:val="24"/>
-              </w:rPr>
-              <w:t xml:space="preserve">Из </w:t>
-            </w:r>
-            <w:r>
-              <w:rPr>
-                <w:spacing w:val="-4"/>
-                <w:sz w:val="24"/>
-              </w:rPr>
-              <w:t>них:</w:t>
+              <w:rPr>
+                <w:b/>
+                <w:sz w:val="24"/>
+              </w:rPr>
+            </w:pPr>
+            <w:r>
+              <w:rPr>
+                <w:b/>
+                <w:sz w:val="24"/>
+                <w:lang w:val="en-US"/>
+              </w:rPr>
+              <w:t>Часы контактной работы (всего)</w:t>
+            </w:r>
+            <w:r>
+              <w:rPr>
+                <w:b/>
+                <w:sz w:val="24"/>
+              </w:rPr>
+              <w:t>:</w:t>
+            </w:r>
+          </w:p>
+        </w:tc>
+        <w:tc>
+          <w:tcPr>
+            <w:tcW w:w="1956" w:type="dxa"/>
+          </w:tcPr>
+          <w:p>
+            <w:pPr>
+              <w:pStyle w:val="TableParagraph"/>
+              <w:ind w:left="7" w:right="2"/>
+              <w:jc w:val="center"/>
+              <w:rPr>
+                <w:spacing w:val="-5"/>
+                <w:sz w:val="24"/>
+              </w:rPr>
+            </w:pPr>
+            <w:r>
+              <w:rPr>
+                <w:highlight w:val="yellow"/>
+              </w:rPr>
+              <w:t>{{ hours_contact }}</w:t>
+            </w:r>
+          </w:p>
+        </w:tc>
+        <w:tc>
+          <w:tcPr>
+            <w:tcW w:w="2729" w:type="dxa"/>
+          </w:tcPr>
+          <w:p>
+            <w:pPr>
+              <w:pStyle w:val="TableParagraph"/>
+              <w:ind w:left="8" w:right="2"/>
+              <w:jc w:val="center"/>
+              <w:rPr>
+                <w:spacing w:val="-5"/>
+                <w:sz w:val="24"/>
+              </w:rPr>
+            </w:pPr>
+            <w:r>
+              <w:rPr>
+                <w:highlight w:val="yellow"/>
+              </w:rPr>
+              <w:t>{{ hours_contact }}</w:t>
             </w:r>
           </w:p>
         </w:tc>
@@ -1708,16 +1716,8 @@
               <w:rPr>
                 <w:b/>
                 <w:sz w:val="24"/>
-                <w:lang w:val="en-US"/>
-              </w:rPr>
-              <w:t>Часы контактной работы (всего)</w:t>
-            </w:r>
-            <w:r>
-              <w:rPr>
-                <w:b/>
-                <w:sz w:val="24"/>
-              </w:rPr>
-              <w:t>:</w:t>
+              </w:rPr>
+              <w:t>Из них аудиторной работы (всего):</w:t>
             </w:r>
           </w:p>
         </w:tc>
@@ -1739,7 +1739,7 @@
               <w:rPr>
                 <w:highlight w:val="yellow"/>
               </w:rPr>
-              <w:t>{{ hours_contact }}</w:t>
+              <w:t>{{ hours_aud }}</w:t>
             </w:r>
           </w:p>
         </w:tc>
@@ -1761,7 +1761,7 @@
               <w:rPr>
                 <w:highlight w:val="yellow"/>
               </w:rPr>
-              <w:t>{{ hours_contact }}</w:t>
+              <w:t>{{ hours_aud }}</w:t>
             </w:r>
           </w:p>
         </w:tc>
@@ -1778,17 +1778,19 @@
           <w:p>
             <w:pPr>
               <w:pStyle w:val="TableParagraph"/>
-              <w:rPr>
-                <w:b/>
-                <w:sz w:val="24"/>
-              </w:rPr>
-            </w:pPr>
-            <w:r>
-              <w:rPr>
-                <w:b/>
-                <w:sz w:val="24"/>
-              </w:rPr>
-              <w:t>Из них аудиторной работы (всего):</w:t>
+              <w:ind w:left="708"/>
+              <w:rPr>
+                <w:i/>
+                <w:sz w:val="24"/>
+              </w:rPr>
+            </w:pPr>
+            <w:r>
+              <w:rPr>
+                <w:i/>
+                <w:spacing w:val="-2"/>
+                <w:sz w:val="24"/>
+              </w:rPr>
+              <w:t>Лекции</w:t>
             </w:r>
           </w:p>
         </w:tc>
@@ -1802,7 +1804,6 @@
               <w:ind w:left="7" w:right="2"/>
               <w:jc w:val="center"/>
               <w:rPr>
-                <w:spacing w:val="-5"/>
                 <w:sz w:val="24"/>
               </w:rPr>
             </w:pPr>
@@ -1810,7 +1811,7 @@
               <w:rPr>
                 <w:highlight w:val="yellow"/>
               </w:rPr>
-              <w:t>{{ hours_aud }}</w:t>
+              <w:t>{{ hours_lectures }}</w:t>
             </w:r>
           </w:p>
         </w:tc>
@@ -1824,7 +1825,6 @@
               <w:ind w:left="8" w:right="2"/>
               <w:jc w:val="center"/>
               <w:rPr>
-                <w:spacing w:val="-5"/>
                 <w:sz w:val="24"/>
               </w:rPr>
             </w:pPr>
@@ -1832,7 +1832,7 @@
               <w:rPr>
                 <w:highlight w:val="yellow"/>
               </w:rPr>
-              <w:t>{{ hours_aud }}</w:t>
+              <w:t>{{ hours_lectures }}</w:t>
             </w:r>
           </w:p>
         </w:tc>
@@ -1858,10 +1858,25 @@
             <w:r>
               <w:rPr>
                 <w:i/>
+                <w:sz w:val="24"/>
+              </w:rPr>
+              <w:t>Практические</w:t>
+            </w:r>
+            <w:r>
+              <w:rPr>
+                <w:i/>
+                <w:spacing w:val="-6"/>
+                <w:sz w:val="24"/>
+              </w:rPr>
+              <w:t xml:space="preserve"> </w:t>
+            </w:r>
+            <w:r>
+              <w:rPr>
+                <w:i/>
                 <w:spacing w:val="-2"/>
                 <w:sz w:val="24"/>
               </w:rPr>
-              <w:t>Лекции</w:t>
+              <w:t>занятия</w:t>
             </w:r>
           </w:p>
         </w:tc>
@@ -1882,7 +1897,7 @@
               <w:rPr>
                 <w:highlight w:val="yellow"/>
               </w:rPr>
-              <w:t>{{ hours_lectures }}</w:t>
+              <w:t>{{ hours_practical }}</w:t>
             </w:r>
           </w:p>
         </w:tc>
@@ -1903,7 +1918,7 @@
               <w:rPr>
                 <w:highlight w:val="yellow"/>
               </w:rPr>
-              <w:t>{{ hours_lectures }}</w:t>
+              <w:t>{{ hours_practical }}</w:t>
             </w:r>
           </w:p>
         </w:tc>
@@ -1931,23 +1946,7 @@
                 <w:i/>
                 <w:sz w:val="24"/>
               </w:rPr>
-              <w:t>Практические</w:t>
-            </w:r>
-            <w:r>
-              <w:rPr>
-                <w:i/>
-                <w:spacing w:val="-6"/>
-                <w:sz w:val="24"/>
-              </w:rPr>
-              <w:t xml:space="preserve"> </w:t>
-            </w:r>
-            <w:r>
-              <w:rPr>
-                <w:i/>
-                <w:spacing w:val="-2"/>
-                <w:sz w:val="24"/>
-              </w:rPr>
-              <w:t>занятия</w:t>
+              <w:t>Лабораторные занятия</w:t>
             </w:r>
           </w:p>
         </w:tc>
@@ -1968,7 +1967,7 @@
               <w:rPr>
                 <w:highlight w:val="yellow"/>
               </w:rPr>
-              <w:t>{{ hours_practical }}</w:t>
+              <w:t>{{ hours_lab }}</w:t>
             </w:r>
           </w:p>
         </w:tc>
@@ -1989,7 +1988,7 @@
               <w:rPr>
                 <w:highlight w:val="yellow"/>
               </w:rPr>
-              <w:t>{{ hours_practical }}</w:t>
+              <w:t>{{ hours_lab }}</w:t>
             </w:r>
           </w:p>
         </w:tc>
@@ -2006,18 +2005,16 @@
           <w:p>
             <w:pPr>
               <w:pStyle w:val="TableParagraph"/>
-              <w:ind w:left="708"/>
-              <w:rPr>
-                <w:i/>
-                <w:sz w:val="24"/>
-              </w:rPr>
-            </w:pPr>
-            <w:r>
-              <w:rPr>
-                <w:i/>
-                <w:sz w:val="24"/>
-              </w:rPr>
-              <w:t>Лабораторные занятия</w:t>
+              <w:spacing w:before="22" w:line="240" w:lineRule="auto"/>
+              <w:rPr>
+                <w:sz w:val="24"/>
+              </w:rPr>
+            </w:pPr>
+            <w:r>
+              <w:rPr>
+                <w:sz w:val="24"/>
+              </w:rPr>
+              <w:t>Проектное обучение</w:t>
             </w:r>
           </w:p>
         </w:tc>
@@ -2028,6 +2025,7 @@
           <w:p>
             <w:pPr>
               <w:pStyle w:val="TableParagraph"/>
+              <w:spacing w:before="1" w:line="240" w:lineRule="auto"/>
               <w:ind w:left="7" w:right="2"/>
               <w:jc w:val="center"/>
               <w:rPr>
@@ -2038,7 +2036,7 @@
               <w:rPr>
                 <w:highlight w:val="yellow"/>
               </w:rPr>
-              <w:t>{{ hours_lab }}</w:t>
+              <w:t>{{ hours_project }}</w:t>
             </w:r>
           </w:p>
         </w:tc>
@@ -2049,6 +2047,7 @@
           <w:p>
             <w:pPr>
               <w:pStyle w:val="TableParagraph"/>
+              <w:spacing w:before="1" w:line="240" w:lineRule="auto"/>
               <w:ind w:left="8" w:right="2"/>
               <w:jc w:val="center"/>
               <w:rPr>
@@ -2059,7 +2058,7 @@
               <w:rPr>
                 <w:highlight w:val="yellow"/>
               </w:rPr>
-              <w:t>{{ hours_lab }}</w:t>
+              <w:t>{{ hours_project }}</w:t>
             </w:r>
           </w:p>
         </w:tc>
@@ -2076,16 +2075,72 @@
           <w:p>
             <w:pPr>
               <w:pStyle w:val="TableParagraph"/>
-              <w:spacing w:before="22" w:line="240" w:lineRule="auto"/>
-              <w:rPr>
-                <w:sz w:val="24"/>
-              </w:rPr>
-            </w:pPr>
-            <w:r>
-              <w:rPr>
-                <w:sz w:val="24"/>
-              </w:rPr>
-              <w:t>Проектное обучение</w:t>
+              <w:spacing w:line="276" w:lineRule="exact"/>
+              <w:rPr>
+                <w:sz w:val="24"/>
+              </w:rPr>
+            </w:pPr>
+            <w:r>
+              <w:rPr>
+                <w:sz w:val="24"/>
+              </w:rPr>
+              <w:t>Часы</w:t>
+            </w:r>
+            <w:r>
+              <w:rPr>
+                <w:spacing w:val="-4"/>
+                <w:sz w:val="24"/>
+              </w:rPr>
+              <w:t xml:space="preserve"> </w:t>
+            </w:r>
+            <w:r>
+              <w:rPr>
+                <w:sz w:val="24"/>
+              </w:rPr>
+              <w:t>внеаудиторной</w:t>
+            </w:r>
+            <w:r>
+              <w:rPr>
+                <w:spacing w:val="-5"/>
+                <w:sz w:val="24"/>
+              </w:rPr>
+              <w:t xml:space="preserve"> </w:t>
+            </w:r>
+            <w:r>
+              <w:rPr>
+                <w:sz w:val="24"/>
+              </w:rPr>
+              <w:t>работы,</w:t>
+            </w:r>
+            <w:r>
+              <w:rPr>
+                <w:spacing w:val="-3"/>
+                <w:sz w:val="24"/>
+              </w:rPr>
+              <w:t xml:space="preserve"> </w:t>
+            </w:r>
+            <w:r>
+              <w:rPr>
+                <w:spacing w:val="-2"/>
+                <w:sz w:val="24"/>
+              </w:rPr>
+              <w:t>включая</w:t>
+            </w:r>
+          </w:p>
+          <w:p>
+            <w:pPr>
+              <w:pStyle w:val="TableParagraph"/>
+              <w:spacing w:line="276" w:lineRule="exact"/>
+              <w:rPr>
+                <w:b/>
+                <w:sz w:val="24"/>
+              </w:rPr>
+            </w:pPr>
+            <w:r>
+              <w:rPr>
+                <w:sz w:val="24"/>
+              </w:rPr>
+              <w:t>консультации, иную контактную работу</w:t>
             </w:r>
           </w:p>
         </w:tc>
@@ -2096,7 +2151,7 @@
           <w:p>
             <w:pPr>
               <w:pStyle w:val="TableParagraph"/>
-              <w:spacing w:before="1" w:line="240" w:lineRule="auto"/>
+              <w:spacing w:line="276" w:lineRule="exact"/>
               <w:ind w:left="7" w:right="2"/>
               <w:jc w:val="center"/>
               <w:rPr>
@@ -2107,7 +2162,7 @@
               <w:rPr>
                 <w:highlight w:val="yellow"/>
               </w:rPr>
-              <w:t>{{ hours_project }}</w:t>
+              <w:t>{{ hours_extra_contact }}</w:t>
             </w:r>
           </w:p>
         </w:tc>
@@ -2118,7 +2173,7 @@
           <w:p>
             <w:pPr>
               <w:pStyle w:val="TableParagraph"/>
-              <w:spacing w:before="1" w:line="240" w:lineRule="auto"/>
+              <w:spacing w:line="276" w:lineRule="exact"/>
               <w:ind w:left="8" w:right="2"/>
               <w:jc w:val="center"/>
               <w:rPr>
@@ -2129,7 +2184,7 @@
               <w:rPr>
                 <w:highlight w:val="yellow"/>
               </w:rPr>
-              <w:t>{{ hours_project }}</w:t>
+              <w:t>{{ hours_extra_contact }}</w:t>
             </w:r>
           </w:p>
         </w:tc>
@@ -2146,72 +2201,63 @@
           <w:p>
             <w:pPr>
               <w:pStyle w:val="TableParagraph"/>
-              <w:spacing w:line="276" w:lineRule="exact"/>
-              <w:rPr>
-                <w:sz w:val="24"/>
-              </w:rPr>
-            </w:pPr>
-            <w:r>
-              <w:rPr>
+              <w:spacing w:before="7" w:line="290" w:lineRule="atLeast"/>
+              <w:ind w:right="471"/>
+              <w:rPr>
+                <w:b/>
+                <w:sz w:val="24"/>
+              </w:rPr>
+            </w:pPr>
+            <w:r>
+              <w:rPr>
+                <w:b/>
                 <w:sz w:val="24"/>
               </w:rPr>
               <w:t>Часы</w:t>
             </w:r>
             <w:r>
               <w:rPr>
-                <w:spacing w:val="-4"/>
+                <w:b/>
+                <w:spacing w:val="-13"/>
                 <w:sz w:val="24"/>
               </w:rPr>
               <w:t xml:space="preserve"> </w:t>
             </w:r>
             <w:r>
               <w:rPr>
-                <w:sz w:val="24"/>
-              </w:rPr>
-              <w:t>внеаудиторной</w:t>
-            </w:r>
-            <w:r>
-              <w:rPr>
-                <w:spacing w:val="-5"/>
+                <w:b/>
+                <w:sz w:val="24"/>
+              </w:rPr>
+              <w:t>самостоятельн</w:t>
+            </w:r>
+            <w:r>
+              <w:rPr>
+                <w:b/>
+                <w:sz w:val="24"/>
+              </w:rPr>
+              <w:t>ой</w:t>
+            </w:r>
+            <w:r>
+              <w:rPr>
+                <w:b/>
+                <w:spacing w:val="-14"/>
                 <w:sz w:val="24"/>
               </w:rPr>
               <w:t xml:space="preserve"> </w:t>
             </w:r>
             <w:r>
               <w:rPr>
-                <w:sz w:val="24"/>
-              </w:rPr>
-              <w:t>работы,</w:t>
-            </w:r>
-            <w:r>
-              <w:rPr>
-                <w:spacing w:val="-3"/>
-                <w:sz w:val="24"/>
-              </w:rPr>
-              <w:t xml:space="preserve"> </w:t>
-            </w:r>
-            <w:r>
-              <w:rPr>
-                <w:spacing w:val="-2"/>
-                <w:sz w:val="24"/>
-              </w:rPr>
-              <w:t>включая</w:t>
-            </w:r>
-          </w:p>
-          <w:p>
-            <w:pPr>
-              <w:pStyle w:val="TableParagraph"/>
-              <w:spacing w:line="276" w:lineRule="exact"/>
-              <w:rPr>
                 <w:b/>
                 <w:sz w:val="24"/>
               </w:rPr>
-            </w:pPr>
-            <w:r>
-              <w:rPr>
-                <w:sz w:val="24"/>
-              </w:rPr>
-              <w:t>консультации, иную контактную работу</w:t>
+              <w:t>работ</w:t>
+            </w:r>
+            <w:r>
+              <w:rPr>
+                <w:b/>
+                <w:sz w:val="24"/>
+              </w:rPr>
+              <w:t>ы:</w:t>
             </w:r>
           </w:p>
         </w:tc>
@@ -2233,7 +2279,7 @@
               <w:rPr>
                 <w:highlight w:val="yellow"/>
               </w:rPr>
-              <w:t>{{ hours_extra_contact }}</w:t>
+              <w:t>{{ hours_self_study }}</w:t>
             </w:r>
           </w:p>
         </w:tc>
@@ -2255,7 +2301,7 @@
               <w:rPr>
                 <w:highlight w:val="yellow"/>
               </w:rPr>
-              <w:t>{{ hours_extra_contact }}</w:t>
+              <w:t>{{ hours_self_study }}</w:t>
             </w:r>
           </w:p>
         </w:tc>
@@ -2272,123 +2318,6 @@
           <w:p>
             <w:pPr>
               <w:pStyle w:val="TableParagraph"/>
-              <w:spacing w:before="7" w:line="290" w:lineRule="atLeast"/>
-              <w:ind w:right="471"/>
-              <w:rPr>
-                <w:b/>
-                <w:sz w:val="24"/>
-              </w:rPr>
-            </w:pPr>
-            <w:r>
-              <w:rPr>
-                <w:b/>
-                <w:sz w:val="24"/>
-              </w:rPr>
-              <w:t>Часы</w:t>
-            </w:r>
-            <w:r>
-              <w:rPr>
-                <w:b/>
-                <w:spacing w:val="-13"/>
-                <w:sz w:val="24"/>
-              </w:rPr>
-              <w:t xml:space="preserve"> </w:t>
-            </w:r>
-            <w:r>
-              <w:rPr>
-                <w:b/>
-                <w:sz w:val="24"/>
-              </w:rPr>
-              <w:t>самостоятельн</w:t>
-            </w:r>
-            <w:r>
-              <w:rPr>
-                <w:b/>
-                <w:sz w:val="24"/>
-              </w:rPr>
-              <w:t>ой</w:t>
-            </w:r>
-            <w:r>
-              <w:rPr>
-                <w:b/>
-                <w:spacing w:val="-14"/>
-                <w:sz w:val="24"/>
-              </w:rPr>
-              <w:t xml:space="preserve"> </w:t>
-            </w:r>
-            <w:r>
-              <w:rPr>
-                <w:b/>
-                <w:sz w:val="24"/>
-              </w:rPr>
-              <w:t>работ</w:t>
-            </w:r>
-            <w:r>
-              <w:rPr>
-                <w:b/>
-                <w:sz w:val="24"/>
-              </w:rPr>
-              <w:t>ы:</w:t>
-            </w:r>
-          </w:p>
-        </w:tc>
-        <w:tc>
-          <w:tcPr>
-            <w:tcW w:w="1956" w:type="dxa"/>
-          </w:tcPr>
-          <w:p>
-            <w:pPr>
-              <w:pStyle w:val="TableParagraph"/>
-              <w:spacing w:line="276" w:lineRule="exact"/>
-              <w:ind w:left="7" w:right="2"/>
-              <w:jc w:val="center"/>
-              <w:rPr>
-                <w:sz w:val="24"/>
-              </w:rPr>
-            </w:pPr>
-            <w:r>
-              <w:rPr>
-                <w:highlight w:val="yellow"/>
-              </w:rPr>
-              <w:t>{{ hours_self_study }}</w:t>
-            </w:r>
-          </w:p>
-        </w:tc>
-        <w:tc>
-          <w:tcPr>
-            <w:tcW w:w="2729" w:type="dxa"/>
-          </w:tcPr>
-          <w:p>
-            <w:pPr>
-              <w:pStyle w:val="TableParagraph"/>
-              <w:spacing w:line="276" w:lineRule="exact"/>
-              <w:ind w:left="8" w:right="2"/>
-              <w:jc w:val="center"/>
-              <w:rPr>
-                <w:sz w:val="24"/>
-              </w:rPr>
-            </w:pPr>
-            <w:r>
-              <w:rPr>
-                <w:highlight w:val="yellow"/>
-              </w:rPr>
-              <w:t>{{ hours_self_study }}</w:t>
-            </w:r>
-          </w:p>
-        </w:tc>
-      </w:tr>
-      <w:tr>
-        <w:trPr>
-          <w:trHeight w:val="20"/>
-        </w:trPr>
-        <w:tc>
-          <w:tcPr>
-            <w:tcW w:w="5128" w:type="dxa"/>
-            <w:gridSpan w:val="2"/>
-          </w:tcPr>
-          <w:p>
-            <w:pPr>
-              <w:pStyle w:val="TableParagraph"/>
               <w:rPr>
                 <w:sz w:val="24"/>
               </w:rPr>
@@ -2491,7 +2420,7 @@
               <w:rPr>
                 <w:highlight w:val="yellow"/>
               </w:rPr>
-              <w:t>{{ control_summary }}</w:t>
+              <w:t>{{ control_kind }}</w:t>
             </w:r>
           </w:p>
         </w:tc>
@@ -2540,6 +2469,7 @@
     <w:p>
       <w:pPr>
         <w:pStyle w:val="TableParagraph"/>
+        <w:pageBreakBefore/>
         <w:spacing w:line="276" w:lineRule="exact"/>
         <w:jc w:val="center"/>
         <w:rPr>
@@ -2551,22 +2481,6 @@
           <w:sz w:val="24"/>
         </w:rPr>
         <w:t>Тематический план дисциплины</w:t>
-      </w:r>
-    </w:p>
-    <w:p>
-      <w:pPr>
-        <w:pStyle w:val="TableParagraph"/>
-        <w:spacing w:line="276" w:lineRule="exact"/>
-        <w:rPr>
-          <w:color w:val="EE0000"/>
-          <w:sz w:val="24"/>
-        </w:rPr>
-      </w:pPr>
-      <w:r>
-        <w:rPr>
-          <w:sz w:val="24"/>
-        </w:rPr>
-        <w:t>{{p thematic_plan }}</w:t>
       </w:r>
     </w:p>
     <w:p>

--- a/templates/rpd_2026_tagged.docx
+++ b/templates/rpd_2026_tagged.docx
@@ -13,79 +13,92 @@
       </w:pPr>
       <w:r>
         <w:rPr>
-          <w:rFonts w:ascii="Tahoma"/>
+          <w:rFonts w:ascii="Tahoma" w:hAnsi="Tahoma"/>
+          <w:sz w:val="24"/>
         </w:rPr>
         <w:t>Федеральное</w:t>
       </w:r>
       <w:r>
         <w:rPr>
-          <w:rFonts w:ascii="Tahoma"/>
+          <w:rFonts w:ascii="Tahoma" w:hAnsi="Tahoma"/>
+          <w:sz w:val="24"/>
         </w:rPr>
         <w:t xml:space="preserve"> </w:t>
       </w:r>
       <w:r>
         <w:rPr>
-          <w:rFonts w:ascii="Tahoma"/>
+          <w:rFonts w:ascii="Tahoma" w:hAnsi="Tahoma"/>
+          <w:sz w:val="24"/>
         </w:rPr>
         <w:t>государственное</w:t>
       </w:r>
       <w:r>
         <w:rPr>
-          <w:rFonts w:ascii="Tahoma"/>
+          <w:rFonts w:ascii="Tahoma" w:hAnsi="Tahoma"/>
+          <w:sz w:val="24"/>
         </w:rPr>
         <w:t xml:space="preserve"> </w:t>
       </w:r>
       <w:r>
         <w:rPr>
-          <w:rFonts w:ascii="Tahoma"/>
+          <w:rFonts w:ascii="Tahoma" w:hAnsi="Tahoma"/>
+          <w:sz w:val="24"/>
         </w:rPr>
         <w:t>бюджетное</w:t>
       </w:r>
       <w:r>
         <w:rPr>
-          <w:rFonts w:ascii="Tahoma"/>
+          <w:rFonts w:ascii="Tahoma" w:hAnsi="Tahoma"/>
+          <w:sz w:val="24"/>
         </w:rPr>
         <w:t xml:space="preserve"> </w:t>
       </w:r>
       <w:r>
         <w:rPr>
-          <w:rFonts w:ascii="Tahoma"/>
+          <w:rFonts w:ascii="Tahoma" w:hAnsi="Tahoma"/>
+          <w:sz w:val="24"/>
         </w:rPr>
         <w:t>образовательное</w:t>
       </w:r>
       <w:r>
         <w:rPr>
-          <w:rFonts w:ascii="Tahoma"/>
+          <w:rFonts w:ascii="Tahoma" w:hAnsi="Tahoma"/>
+          <w:sz w:val="24"/>
         </w:rPr>
         <w:t xml:space="preserve"> </w:t>
       </w:r>
       <w:r>
         <w:rPr>
-          <w:rFonts w:ascii="Tahoma"/>
+          <w:rFonts w:ascii="Tahoma" w:hAnsi="Tahoma"/>
+          <w:sz w:val="24"/>
         </w:rPr>
         <w:t>учреждение</w:t>
       </w:r>
       <w:r>
         <w:rPr>
-          <w:rFonts w:ascii="Tahoma"/>
+          <w:rFonts w:ascii="Tahoma" w:hAnsi="Tahoma"/>
+          <w:sz w:val="24"/>
         </w:rPr>
         <w:t xml:space="preserve"> </w:t>
       </w:r>
       <w:r>
         <w:rPr>
-          <w:rFonts w:ascii="Tahoma"/>
+          <w:rFonts w:ascii="Tahoma" w:hAnsi="Tahoma"/>
+          <w:sz w:val="24"/>
         </w:rPr>
         <w:t>высшего</w:t>
       </w:r>
       <w:r>
         <w:rPr>
-          <w:rFonts w:ascii="Tahoma"/>
+          <w:rFonts w:ascii="Tahoma" w:hAnsi="Tahoma"/>
+          <w:sz w:val="24"/>
         </w:rPr>
         <w:t xml:space="preserve"> </w:t>
       </w:r>
       <w:r>
         <w:rPr>
-          <w:rFonts w:ascii="Tahoma"/>
+          <w:rFonts w:ascii="Tahoma" w:hAnsi="Tahoma"/>
+          <w:sz w:val="24"/>
         </w:rPr>
         <w:t>образования</w:t>
       </w:r>
@@ -101,31 +114,36 @@
       </w:pPr>
       <w:r>
         <w:rPr>
-          <w:rFonts w:ascii="Tahoma"/>
+          <w:rFonts w:ascii="Tahoma" w:hAnsi="Tahoma"/>
+          <w:sz w:val="24"/>
         </w:rPr>
         <w:t>«Государственный</w:t>
       </w:r>
       <w:r>
         <w:rPr>
-          <w:rFonts w:ascii="Tahoma"/>
+          <w:rFonts w:ascii="Tahoma" w:hAnsi="Tahoma"/>
+          <w:sz w:val="24"/>
         </w:rPr>
         <w:t xml:space="preserve"> </w:t>
       </w:r>
       <w:r>
         <w:rPr>
-          <w:rFonts w:ascii="Tahoma"/>
+          <w:rFonts w:ascii="Tahoma" w:hAnsi="Tahoma"/>
+          <w:sz w:val="24"/>
         </w:rPr>
         <w:t>университет</w:t>
       </w:r>
       <w:r>
         <w:rPr>
-          <w:rFonts w:ascii="Tahoma"/>
+          <w:rFonts w:ascii="Tahoma" w:hAnsi="Tahoma"/>
+          <w:sz w:val="24"/>
         </w:rPr>
         <w:t xml:space="preserve"> </w:t>
       </w:r>
       <w:r>
         <w:rPr>
-          <w:rFonts w:ascii="Tahoma"/>
+          <w:rFonts w:ascii="Tahoma" w:hAnsi="Tahoma"/>
+          <w:sz w:val="24"/>
         </w:rPr>
         <w:t>управления»</w:t>
       </w:r>
@@ -406,7 +424,6 @@
         <w:rPr>
           <w:sz w:val="24"/>
           <w:szCs w:val="24"/>
-          <w:highlight w:val="yellow"/>
           <w:u w:val="single"/>
         </w:rPr>
         <w:t>{{ department_name }}</w:t>
@@ -453,7 +470,6 @@
           <w:b/>
           <w:sz w:val="24"/>
           <w:szCs w:val="24"/>
-          <w:highlight w:val="yellow"/>
         </w:rPr>
         <w:t>{{ index }} {{ name }}</w:t>
       </w:r>
@@ -589,7 +605,6 @@
         <w:rPr>
           <w:sz w:val="24"/>
           <w:szCs w:val="24"/>
-          <w:highlight w:val="yellow"/>
           <w:u w:val="single"/>
         </w:rPr>
         <w:t>{{ direction }}</w:t>
@@ -657,7 +672,6 @@
         <w:rPr>
           <w:sz w:val="24"/>
           <w:szCs w:val="24"/>
-          <w:highlight w:val="yellow"/>
           <w:u w:val="single"/>
         </w:rPr>
         <w:t>{{ profile }}</w:t>
@@ -733,7 +747,6 @@
         <w:rPr>
           <w:sz w:val="24"/>
           <w:szCs w:val="24"/>
-          <w:highlight w:val="yellow"/>
           <w:u w:val="single"/>
         </w:rPr>
         <w:t xml:space="preserve">{{ form_study }}  </w:t>
@@ -1376,6 +1389,16 @@
               <w:t>(ак.ч.)</w:t>
             </w:r>
           </w:p>
+          <w:p>
+            <w:pPr/>
+            <w:r>
+              <w:rPr>
+                <w:b/>
+                <w:sz w:val="24"/>
+              </w:rPr>
+              <w:t>{{ semester_label }}</w:t>
+            </w:r>
+          </w:p>
         </w:tc>
       </w:tr>
       <w:tr>
@@ -1471,9 +1494,6 @@
               </w:rPr>
             </w:pPr>
             <w:r>
-              <w:rPr>
-                <w:highlight w:val="yellow"/>
-              </w:rPr>
               <w:t>{{ ze }}</w:t>
             </w:r>
           </w:p>
@@ -1492,9 +1512,6 @@
               </w:rPr>
             </w:pPr>
             <w:r>
-              <w:rPr>
-                <w:highlight w:val="yellow"/>
-              </w:rPr>
               <w:t>{{ ze }}</w:t>
             </w:r>
           </w:p>
@@ -1554,9 +1571,6 @@
               </w:rPr>
             </w:pPr>
             <w:r>
-              <w:rPr>
-                <w:highlight w:val="yellow"/>
-              </w:rPr>
               <w:t>{{ hours_total }}</w:t>
             </w:r>
           </w:p>
@@ -1575,9 +1589,6 @@
               </w:rPr>
             </w:pPr>
             <w:r>
-              <w:rPr>
-                <w:highlight w:val="yellow"/>
-              </w:rPr>
               <w:t>{{ hours_total }}</w:t>
             </w:r>
           </w:p>
@@ -1665,9 +1676,6 @@
               </w:rPr>
             </w:pPr>
             <w:r>
-              <w:rPr>
-                <w:highlight w:val="yellow"/>
-              </w:rPr>
               <w:t>{{ hours_contact }}</w:t>
             </w:r>
           </w:p>
@@ -1687,9 +1695,6 @@
               </w:rPr>
             </w:pPr>
             <w:r>
-              <w:rPr>
-                <w:highlight w:val="yellow"/>
-              </w:rPr>
               <w:t>{{ hours_contact }}</w:t>
             </w:r>
           </w:p>
@@ -1736,9 +1741,6 @@
               </w:rPr>
             </w:pPr>
             <w:r>
-              <w:rPr>
-                <w:highlight w:val="yellow"/>
-              </w:rPr>
               <w:t>{{ hours_aud }}</w:t>
             </w:r>
           </w:p>
@@ -1758,9 +1760,6 @@
               </w:rPr>
             </w:pPr>
             <w:r>
-              <w:rPr>
-                <w:highlight w:val="yellow"/>
-              </w:rPr>
               <w:t>{{ hours_aud }}</w:t>
             </w:r>
           </w:p>
@@ -1808,9 +1807,6 @@
               </w:rPr>
             </w:pPr>
             <w:r>
-              <w:rPr>
-                <w:highlight w:val="yellow"/>
-              </w:rPr>
               <w:t>{{ hours_lectures }}</w:t>
             </w:r>
           </w:p>
@@ -1829,9 +1825,6 @@
               </w:rPr>
             </w:pPr>
             <w:r>
-              <w:rPr>
-                <w:highlight w:val="yellow"/>
-              </w:rPr>
               <w:t>{{ hours_lectures }}</w:t>
             </w:r>
           </w:p>
@@ -1894,9 +1887,6 @@
               </w:rPr>
             </w:pPr>
             <w:r>
-              <w:rPr>
-                <w:highlight w:val="yellow"/>
-              </w:rPr>
               <w:t>{{ hours_practical }}</w:t>
             </w:r>
           </w:p>
@@ -1915,9 +1905,6 @@
               </w:rPr>
             </w:pPr>
             <w:r>
-              <w:rPr>
-                <w:highlight w:val="yellow"/>
-              </w:rPr>
               <w:t>{{ hours_practical }}</w:t>
             </w:r>
           </w:p>
@@ -1964,9 +1951,6 @@
               </w:rPr>
             </w:pPr>
             <w:r>
-              <w:rPr>
-                <w:highlight w:val="yellow"/>
-              </w:rPr>
               <w:t>{{ hours_lab }}</w:t>
             </w:r>
           </w:p>
@@ -1985,9 +1969,6 @@
               </w:rPr>
             </w:pPr>
             <w:r>
-              <w:rPr>
-                <w:highlight w:val="yellow"/>
-              </w:rPr>
               <w:t>{{ hours_lab }}</w:t>
             </w:r>
           </w:p>
@@ -2033,9 +2014,6 @@
               </w:rPr>
             </w:pPr>
             <w:r>
-              <w:rPr>
-                <w:highlight w:val="yellow"/>
-              </w:rPr>
               <w:t>{{ hours_project }}</w:t>
             </w:r>
           </w:p>
@@ -2055,9 +2033,6 @@
               </w:rPr>
             </w:pPr>
             <w:r>
-              <w:rPr>
-                <w:highlight w:val="yellow"/>
-              </w:rPr>
               <w:t>{{ hours_project }}</w:t>
             </w:r>
           </w:p>
@@ -2159,9 +2134,6 @@
               </w:rPr>
             </w:pPr>
             <w:r>
-              <w:rPr>
-                <w:highlight w:val="yellow"/>
-              </w:rPr>
               <w:t>{{ hours_extra_contact }}</w:t>
             </w:r>
           </w:p>
@@ -2181,9 +2153,6 @@
               </w:rPr>
             </w:pPr>
             <w:r>
-              <w:rPr>
-                <w:highlight w:val="yellow"/>
-              </w:rPr>
               <w:t>{{ hours_extra_contact }}</w:t>
             </w:r>
           </w:p>
@@ -2276,9 +2245,6 @@
               </w:rPr>
             </w:pPr>
             <w:r>
-              <w:rPr>
-                <w:highlight w:val="yellow"/>
-              </w:rPr>
               <w:t>{{ hours_self_study }}</w:t>
             </w:r>
           </w:p>
@@ -2298,9 +2264,6 @@
               </w:rPr>
             </w:pPr>
             <w:r>
-              <w:rPr>
-                <w:highlight w:val="yellow"/>
-              </w:rPr>
               <w:t>{{ hours_self_study }}</w:t>
             </w:r>
           </w:p>
@@ -2417,9 +2380,6 @@
               </w:rPr>
             </w:pPr>
             <w:r>
-              <w:rPr>
-                <w:highlight w:val="yellow"/>
-              </w:rPr>
               <w:t>{{ control_kind }}</w:t>
             </w:r>
           </w:p>
@@ -2439,9 +2399,6 @@
               </w:rPr>
             </w:pPr>
             <w:r>
-              <w:rPr>
-                <w:highlight w:val="yellow"/>
-              </w:rPr>
               <w:t>{{ control_kind }}</w:t>
             </w:r>
           </w:p>
@@ -8309,7 +8266,6 @@
                 <w:i/>
                 <w:sz w:val="24"/>
                 <w:szCs w:val="24"/>
-                <w:highlight w:val="yellow"/>
               </w:rPr>
               <w:t>{{ competence_parents }}</w:t>
             </w:r>
@@ -8331,16 +8287,12 @@
               <w:rPr>
                 <w:spacing w:val="-2"/>
                 <w:sz w:val="24"/>
-                <w:highlight w:val="yellow"/>
               </w:rPr>
               <w:t>Демонстрирует на высоком уровне следующие результаты обучения:</w:t>
             </w:r>
           </w:p>
           <w:p>
             <w:r>
-              <w:rPr>
-                <w:highlight w:val="yellow"/>
-              </w:rPr>
               <w:t>{{ outcomes_5 }}</w:t>
             </w:r>
           </w:p>
@@ -8385,7 +8337,6 @@
                 <w:i/>
                 <w:sz w:val="24"/>
                 <w:szCs w:val="24"/>
-                <w:highlight w:val="yellow"/>
               </w:rPr>
               <w:t>{{ competence_parents }}</w:t>
             </w:r>
@@ -8407,16 +8358,12 @@
               <w:rPr>
                 <w:spacing w:val="-2"/>
                 <w:sz w:val="24"/>
-                <w:highlight w:val="yellow"/>
               </w:rPr>
               <w:t>Демонстрирует на среднем уровне следующие результаты обучения:</w:t>
             </w:r>
           </w:p>
           <w:p>
             <w:r>
-              <w:rPr>
-                <w:highlight w:val="yellow"/>
-              </w:rPr>
               <w:t>{{ outcomes_4 }}</w:t>
             </w:r>
           </w:p>
@@ -8461,7 +8408,6 @@
                 <w:i/>
                 <w:sz w:val="24"/>
                 <w:szCs w:val="24"/>
-                <w:highlight w:val="yellow"/>
               </w:rPr>
               <w:t>{{ competence_parents }}</w:t>
             </w:r>
@@ -8483,7 +8429,6 @@
               <w:rPr>
                 <w:spacing w:val="-2"/>
                 <w:sz w:val="24"/>
-                <w:highlight w:val="yellow"/>
               </w:rPr>
               <w:t xml:space="preserve">Демонстрирует на низком, но </w:t>
             </w:r>
@@ -8491,7 +8436,6 @@
               <w:rPr>
                 <w:spacing w:val="-2"/>
                 <w:sz w:val="24"/>
-                <w:highlight w:val="yellow"/>
               </w:rPr>
               <w:lastRenderedPageBreak/>
               <w:t>достаточном уровне следующие результаты обучения:</w:t>
@@ -8499,9 +8443,6 @@
           </w:p>
           <w:p>
             <w:r>
-              <w:rPr>
-                <w:highlight w:val="yellow"/>
-              </w:rPr>
               <w:t>{{ outcomes_3 }}</w:t>
             </w:r>
           </w:p>
@@ -8547,7 +8488,6 @@
                 <w:i/>
                 <w:sz w:val="24"/>
                 <w:szCs w:val="24"/>
-                <w:highlight w:val="yellow"/>
               </w:rPr>
               <w:t>{{ competence_parents }}</w:t>
             </w:r>
@@ -8569,16 +8509,12 @@
               <w:rPr>
                 <w:spacing w:val="-2"/>
                 <w:sz w:val="24"/>
-                <w:highlight w:val="yellow"/>
               </w:rPr>
               <w:t>Не демонстрирует следующие результаты обучения:</w:t>
             </w:r>
           </w:p>
           <w:p>
             <w:r>
-              <w:rPr>
-                <w:highlight w:val="yellow"/>
-              </w:rPr>
               <w:t>{{ outcomes_2 }}</w:t>
             </w:r>
           </w:p>

--- a/templates/rpd_2026_tagged.docx
+++ b/templates/rpd_2026_tagged.docx
@@ -1390,7 +1390,9 @@
             </w:r>
           </w:p>
           <w:p>
-            <w:pPr/>
+            <w:pPr>
+              <w:jc w:val="center"/>
+            </w:pPr>
             <w:r>
               <w:rPr>
                 <w:b/>
